--- a/Barrientos_Jhonatan_CIB302_semana3.docx
+++ b/Barrientos_Jhonatan_CIB302_semana3.docx
@@ -1103,17 +1103,7 @@
       <w:pPr>
         <w:pStyle w:val="Normal"/>
         <w:rPr>
-          <w:rFonts w:ascii="Verdana" w:hAnsi="Verdana"/>
-          <w:noProof w:val="0"/>
-          <w:color w:val="182844"/>
-          <w:sz w:val="24"/>
-          <w:szCs w:val="24"/>
-          <w:lang w:val="es-CL"/>
-        </w:rPr>
-      </w:pPr>
-      <w:r>
-        <w:rPr>
-          <w:rFonts w:ascii="Verdana" w:hAnsi="Verdana"/>
+          <w:rFonts w:ascii="Arial" w:hAnsi="Arial" w:eastAsia="Arial" w:cs="Arial"/>
           <w:b w:val="0"/>
           <w:bCs w:val="0"/>
           <w:i w:val="0"/>
@@ -1126,80 +1116,707 @@
           <w:szCs w:val="24"/>
           <w:lang w:val="es-CL"/>
         </w:rPr>
-        <w:t>El presente informe documenta el desarrollo de un sitio web de presentación para una agencia digital simulada, aplicando los conocimientos adquiridos en la Unidad 1 de la asignatura Taller de plataformas Web. El proyecto integra HTML5, CSS3 y JavaScript en un entorno de desarrollo colaborativo, utilizando Git y GitHub para el control de versiones.</w:t>
-      </w:r>
-    </w:p>
-    <w:p>
-      <w:pPr>
-        <w:spacing w:after="160" w:line="259" w:lineRule="auto"/>
-        <w:jc w:val="left"/>
-        <w:rPr>
-          <w:rFonts w:cs="Arial"/>
-          <w:b/>
-          <w:bCs/>
-          <w:sz w:val="26"/>
-        </w:rPr>
       </w:pPr>
       <w:r>
         <w:rPr>
-          <w:rFonts w:cs="Arial"/>
-          <w:bCs/>
-          <w:sz w:val="26"/>
-        </w:rPr>
-        <w:br w:type="page"/>
-      </w:r>
-    </w:p>
-    <w:p>
-      <w:pPr>
-        <w:pStyle w:val="Ttulo1"/>
-      </w:pPr>
-      <w:bookmarkStart w:name="_Toc348475733" w:id="895104714"/>
-      <w:r>
-        <w:rPr/>
-        <w:t>Desarrollo</w:t>
-      </w:r>
-      <w:bookmarkEnd w:id="2"/>
-      <w:bookmarkEnd w:id="895104714"/>
-    </w:p>
-    <w:p>
-      <w:pPr>
-        <w:pStyle w:val="Ttulo2"/>
-      </w:pPr>
-      <w:bookmarkStart w:name="_Toc318146773" w:id="2107076231"/>
-      <w:r>
-        <w:rPr/>
-        <w:t>1.</w:t>
-      </w:r>
-      <w:r>
-        <w:rPr/>
-        <w:t>Pági</w:t>
-      </w:r>
-      <w:r>
-        <w:rPr/>
-        <w:t>na en funcionamiento</w:t>
-      </w:r>
-      <w:bookmarkEnd w:id="2107076231"/>
-    </w:p>
-    <w:p>
-      <w:pPr>
-        <w:pStyle w:val="Normal"/>
-      </w:pPr>
-    </w:p>
-    <w:p>
-      <w:pPr>
-        <w:pStyle w:val="Ttulo3"/>
-        <w:rPr>
-          <w:rFonts w:ascii="Verdana" w:hAnsi="Verdana"/>
+          <w:rFonts w:ascii="Arial" w:hAnsi="Arial" w:eastAsia="Arial" w:cs="Arial"/>
+          <w:b w:val="0"/>
+          <w:bCs w:val="0"/>
+          <w:i w:val="0"/>
+          <w:iCs w:val="0"/>
+          <w:caps w:val="0"/>
+          <w:smallCaps w:val="0"/>
           <w:noProof w:val="0"/>
           <w:color w:val="182844"/>
           <w:sz w:val="24"/>
           <w:szCs w:val="24"/>
           <w:lang w:val="es-CL"/>
         </w:rPr>
+        <w:t>El presente informe documenta el desarrollo de un sitio web de presentación para una agencia digital simulada, aplicando los conocimientos adquiridos en la Unidad 1 de la asignatura Taller de plataformas Web. El proyecto integra HTML5, CSS3 y JavaScript en un entorno de desarrollo colaborativo, utilizando Git y GitHub para el control de versiones.</w:t>
+      </w:r>
+    </w:p>
+    <w:p>
+      <w:pPr>
+        <w:pStyle w:val="Normal"/>
+        <w:rPr>
+          <w:rFonts w:ascii="Arial" w:hAnsi="Arial" w:eastAsia="Arial" w:cs="Arial"/>
+          <w:b w:val="0"/>
+          <w:bCs w:val="0"/>
+          <w:i w:val="0"/>
+          <w:iCs w:val="0"/>
+          <w:caps w:val="0"/>
+          <w:smallCaps w:val="0"/>
+          <w:noProof w:val="0"/>
+          <w:color w:val="182844"/>
+          <w:sz w:val="24"/>
+          <w:szCs w:val="24"/>
+          <w:lang w:val="es-CL"/>
+        </w:rPr>
+      </w:pPr>
+    </w:p>
+    <w:p>
+      <w:pPr>
+        <w:pStyle w:val="Normal"/>
+        <w:rPr>
+          <w:rFonts w:ascii="Arial" w:hAnsi="Arial" w:eastAsia="Arial" w:cs="Arial"/>
+          <w:b w:val="1"/>
+          <w:bCs w:val="1"/>
+          <w:i w:val="0"/>
+          <w:iCs w:val="0"/>
+          <w:caps w:val="0"/>
+          <w:smallCaps w:val="0"/>
+          <w:noProof w:val="0"/>
+          <w:color w:val="182844"/>
+          <w:sz w:val="24"/>
+          <w:szCs w:val="24"/>
+          <w:lang w:val="es-CL"/>
+        </w:rPr>
+      </w:pPr>
+      <w:r>
+        <w:rPr>
+          <w:rFonts w:ascii="Arial" w:hAnsi="Arial" w:eastAsia="Arial" w:cs="Arial"/>
+          <w:b w:val="1"/>
+          <w:bCs w:val="1"/>
+          <w:i w:val="0"/>
+          <w:iCs w:val="0"/>
+          <w:caps w:val="0"/>
+          <w:smallCaps w:val="0"/>
+          <w:noProof w:val="0"/>
+          <w:color w:val="182844"/>
+          <w:sz w:val="24"/>
+          <w:szCs w:val="24"/>
+          <w:lang w:val="es-CL"/>
+        </w:rPr>
+        <w:t>Contexto</w:t>
+      </w:r>
+    </w:p>
+    <w:p>
+      <w:pPr>
+        <w:pStyle w:val="Normal"/>
+        <w:rPr>
+          <w:rFonts w:ascii="Arial" w:hAnsi="Arial" w:eastAsia="Arial" w:cs="Arial"/>
+          <w:b w:val="0"/>
+          <w:bCs w:val="0"/>
+          <w:i w:val="0"/>
+          <w:iCs w:val="0"/>
+          <w:caps w:val="0"/>
+          <w:smallCaps w:val="0"/>
+          <w:noProof w:val="0"/>
+          <w:color w:val="182844"/>
+          <w:sz w:val="24"/>
+          <w:szCs w:val="24"/>
+          <w:lang w:val="es-CL"/>
+        </w:rPr>
+      </w:pPr>
+    </w:p>
+    <w:p>
+      <w:pPr>
+        <w:pStyle w:val="Normal"/>
+        <w:rPr>
+          <w:rFonts w:ascii="Arial" w:hAnsi="Arial" w:eastAsia="Arial" w:cs="Arial"/>
+          <w:noProof w:val="0"/>
+          <w:color w:val="182844"/>
+          <w:sz w:val="24"/>
+          <w:szCs w:val="24"/>
+          <w:lang w:val="es-CL"/>
+        </w:rPr>
+      </w:pPr>
+      <w:r>
+        <w:rPr>
+          <w:rFonts w:ascii="Arial" w:hAnsi="Arial" w:eastAsia="Arial" w:cs="Arial"/>
+          <w:b w:val="0"/>
+          <w:bCs w:val="0"/>
+          <w:i w:val="0"/>
+          <w:iCs w:val="0"/>
+          <w:caps w:val="0"/>
+          <w:smallCaps w:val="0"/>
+          <w:noProof w:val="0"/>
+          <w:color w:val="182844"/>
+          <w:sz w:val="24"/>
+          <w:szCs w:val="24"/>
+          <w:lang w:val="es-CL"/>
+        </w:rPr>
+        <w:t xml:space="preserve">Se asume el rol de una agencia digital llamada </w:t>
+      </w:r>
+      <w:r>
+        <w:rPr>
+          <w:rFonts w:ascii="Arial" w:hAnsi="Arial" w:eastAsia="Arial" w:cs="Arial"/>
+          <w:b w:val="1"/>
+          <w:bCs w:val="1"/>
+          <w:i w:val="0"/>
+          <w:iCs w:val="0"/>
+          <w:caps w:val="0"/>
+          <w:smallCaps w:val="0"/>
+          <w:noProof w:val="0"/>
+          <w:color w:val="182844"/>
+          <w:sz w:val="24"/>
+          <w:szCs w:val="24"/>
+          <w:lang w:val="es-CL"/>
+        </w:rPr>
+        <w:t>Agencia Digital</w:t>
+      </w:r>
+      <w:r>
+        <w:rPr>
+          <w:rFonts w:ascii="Arial" w:hAnsi="Arial" w:eastAsia="Arial" w:cs="Arial"/>
+          <w:b w:val="1"/>
+          <w:bCs w:val="1"/>
+          <w:i w:val="0"/>
+          <w:iCs w:val="0"/>
+          <w:caps w:val="0"/>
+          <w:smallCaps w:val="0"/>
+          <w:noProof w:val="0"/>
+          <w:color w:val="182844"/>
+          <w:sz w:val="24"/>
+          <w:szCs w:val="24"/>
+          <w:lang w:val="es-CL"/>
+        </w:rPr>
+        <w:t xml:space="preserve"> </w:t>
+      </w:r>
+      <w:r>
+        <w:rPr>
+          <w:rFonts w:ascii="Arial" w:hAnsi="Arial" w:eastAsia="Arial" w:cs="Arial"/>
+          <w:b w:val="1"/>
+          <w:bCs w:val="1"/>
+          <w:i w:val="0"/>
+          <w:iCs w:val="0"/>
+          <w:caps w:val="0"/>
+          <w:smallCaps w:val="0"/>
+          <w:noProof w:val="0"/>
+          <w:color w:val="182844"/>
+          <w:sz w:val="24"/>
+          <w:szCs w:val="24"/>
+          <w:lang w:val="es-CL"/>
+        </w:rPr>
+        <w:t>TLD</w:t>
+      </w:r>
+      <w:r>
+        <w:rPr>
+          <w:rFonts w:ascii="Arial" w:hAnsi="Arial" w:eastAsia="Arial" w:cs="Arial"/>
+          <w:b w:val="0"/>
+          <w:bCs w:val="0"/>
+          <w:i w:val="0"/>
+          <w:iCs w:val="0"/>
+          <w:caps w:val="0"/>
+          <w:smallCaps w:val="0"/>
+          <w:noProof w:val="0"/>
+          <w:color w:val="182844"/>
+          <w:sz w:val="24"/>
+          <w:szCs w:val="24"/>
+          <w:lang w:val="es-CL"/>
+        </w:rPr>
+        <w:t xml:space="preserve"> ,</w:t>
+      </w:r>
+      <w:r>
+        <w:rPr>
+          <w:rFonts w:ascii="Arial" w:hAnsi="Arial" w:eastAsia="Arial" w:cs="Arial"/>
+          <w:b w:val="0"/>
+          <w:bCs w:val="0"/>
+          <w:i w:val="0"/>
+          <w:iCs w:val="0"/>
+          <w:caps w:val="0"/>
+          <w:smallCaps w:val="0"/>
+          <w:noProof w:val="0"/>
+          <w:color w:val="182844"/>
+          <w:sz w:val="24"/>
+          <w:szCs w:val="24"/>
+          <w:lang w:val="es-CL"/>
+        </w:rPr>
+        <w:t xml:space="preserve"> especializada en ofrecer servicios de diseño y desarrollo web a clientes emergentes. El sitio web desarrollado representa la carta de presentación profesional, mostrando servicios, portafolio y un formulario de contacto interactivo que permite a clientes comunicarse con la agencia.</w:t>
+      </w:r>
+    </w:p>
+    <w:p>
+      <w:pPr>
+        <w:pStyle w:val="Normal"/>
+        <w:rPr>
+          <w:rFonts w:ascii="Arial" w:hAnsi="Arial" w:eastAsia="Arial" w:cs="Arial"/>
+          <w:b w:val="0"/>
+          <w:bCs w:val="0"/>
+          <w:i w:val="0"/>
+          <w:iCs w:val="0"/>
+          <w:caps w:val="0"/>
+          <w:smallCaps w:val="0"/>
+          <w:noProof w:val="0"/>
+          <w:color w:val="182844"/>
+          <w:sz w:val="24"/>
+          <w:szCs w:val="24"/>
+          <w:lang w:val="es-CL"/>
+        </w:rPr>
+      </w:pPr>
+    </w:p>
+    <w:p>
+      <w:pPr>
+        <w:pStyle w:val="Normal"/>
+        <w:rPr>
+          <w:rFonts w:ascii="Arial" w:hAnsi="Arial" w:eastAsia="Arial" w:cs="Arial"/>
+          <w:b w:val="1"/>
+          <w:bCs w:val="1"/>
+          <w:i w:val="0"/>
+          <w:iCs w:val="0"/>
+          <w:caps w:val="0"/>
+          <w:smallCaps w:val="0"/>
+          <w:noProof w:val="0"/>
+          <w:color w:val="182844"/>
+          <w:sz w:val="24"/>
+          <w:szCs w:val="24"/>
+          <w:lang w:val="es-CL"/>
+        </w:rPr>
+      </w:pPr>
+      <w:r>
+        <w:rPr>
+          <w:rFonts w:ascii="Arial" w:hAnsi="Arial" w:eastAsia="Arial" w:cs="Arial"/>
+          <w:b w:val="1"/>
+          <w:bCs w:val="1"/>
+          <w:i w:val="0"/>
+          <w:iCs w:val="0"/>
+          <w:caps w:val="0"/>
+          <w:smallCaps w:val="0"/>
+          <w:noProof w:val="0"/>
+          <w:color w:val="182844"/>
+          <w:sz w:val="24"/>
+          <w:szCs w:val="24"/>
+          <w:lang w:val="es-CL"/>
+        </w:rPr>
+        <w:t>Herramientas utilizadas</w:t>
+      </w:r>
+    </w:p>
+    <w:p>
+      <w:pPr>
+        <w:pStyle w:val="Normal"/>
+        <w:rPr>
+          <w:rFonts w:ascii="Arial" w:hAnsi="Arial" w:eastAsia="Arial" w:cs="Arial"/>
+          <w:b w:val="0"/>
+          <w:bCs w:val="0"/>
+          <w:i w:val="0"/>
+          <w:iCs w:val="0"/>
+          <w:caps w:val="0"/>
+          <w:smallCaps w:val="0"/>
+          <w:noProof w:val="0"/>
+          <w:color w:val="182844"/>
+          <w:sz w:val="24"/>
+          <w:szCs w:val="24"/>
+          <w:lang w:val="es-CL"/>
+        </w:rPr>
+      </w:pPr>
+    </w:p>
+    <w:p>
+      <w:pPr>
+        <w:pStyle w:val="Prrafodelista"/>
+        <w:numPr>
+          <w:ilvl w:val="0"/>
+          <w:numId w:val="54"/>
+        </w:numPr>
+        <w:rPr>
+          <w:rFonts w:ascii="Arial" w:hAnsi="Arial" w:eastAsia="Arial" w:cs="Arial"/>
+          <w:b w:val="0"/>
+          <w:bCs w:val="0"/>
+          <w:i w:val="0"/>
+          <w:iCs w:val="0"/>
+          <w:caps w:val="0"/>
+          <w:smallCaps w:val="0"/>
+          <w:noProof w:val="0"/>
+          <w:color w:val="182844"/>
+          <w:sz w:val="24"/>
+          <w:szCs w:val="24"/>
+          <w:lang w:val="es-CL"/>
+        </w:rPr>
+      </w:pPr>
+      <w:r>
+        <w:rPr>
+          <w:rFonts w:ascii="Arial" w:hAnsi="Arial" w:eastAsia="Arial" w:cs="Arial"/>
+          <w:b w:val="0"/>
+          <w:bCs w:val="0"/>
+          <w:i w:val="0"/>
+          <w:iCs w:val="0"/>
+          <w:caps w:val="0"/>
+          <w:smallCaps w:val="0"/>
+          <w:noProof w:val="0"/>
+          <w:color w:val="182844"/>
+          <w:sz w:val="24"/>
+          <w:szCs w:val="24"/>
+          <w:lang w:val="es-CL"/>
+        </w:rPr>
+        <w:t>Vscode</w:t>
+      </w:r>
+    </w:p>
+    <w:p>
+      <w:pPr>
+        <w:pStyle w:val="Prrafodelista"/>
+        <w:numPr>
+          <w:ilvl w:val="0"/>
+          <w:numId w:val="54"/>
+        </w:numPr>
+        <w:rPr>
+          <w:rFonts w:ascii="Arial" w:hAnsi="Arial" w:eastAsia="Arial" w:cs="Arial"/>
+          <w:b w:val="0"/>
+          <w:bCs w:val="0"/>
+          <w:i w:val="0"/>
+          <w:iCs w:val="0"/>
+          <w:caps w:val="0"/>
+          <w:smallCaps w:val="0"/>
+          <w:noProof w:val="0"/>
+          <w:color w:val="182844"/>
+          <w:sz w:val="24"/>
+          <w:szCs w:val="24"/>
+          <w:lang w:val="es-CL"/>
+        </w:rPr>
+      </w:pPr>
+      <w:r>
+        <w:rPr>
+          <w:rFonts w:ascii="Arial" w:hAnsi="Arial" w:eastAsia="Arial" w:cs="Arial"/>
+          <w:b w:val="0"/>
+          <w:bCs w:val="0"/>
+          <w:i w:val="0"/>
+          <w:iCs w:val="0"/>
+          <w:caps w:val="0"/>
+          <w:smallCaps w:val="0"/>
+          <w:noProof w:val="0"/>
+          <w:color w:val="182844"/>
+          <w:sz w:val="24"/>
+          <w:szCs w:val="24"/>
+          <w:lang w:val="es-CL"/>
+        </w:rPr>
+        <w:t>JavaSc</w:t>
+      </w:r>
+      <w:r>
+        <w:rPr>
+          <w:rFonts w:ascii="Arial" w:hAnsi="Arial" w:eastAsia="Arial" w:cs="Arial"/>
+          <w:b w:val="0"/>
+          <w:bCs w:val="0"/>
+          <w:i w:val="0"/>
+          <w:iCs w:val="0"/>
+          <w:caps w:val="0"/>
+          <w:smallCaps w:val="0"/>
+          <w:noProof w:val="0"/>
+          <w:color w:val="182844"/>
+          <w:sz w:val="24"/>
+          <w:szCs w:val="24"/>
+          <w:lang w:val="es-CL"/>
+        </w:rPr>
+        <w:t>ript</w:t>
+      </w:r>
+    </w:p>
+    <w:p>
+      <w:pPr>
+        <w:pStyle w:val="Prrafodelista"/>
+        <w:numPr>
+          <w:ilvl w:val="0"/>
+          <w:numId w:val="54"/>
+        </w:numPr>
+        <w:rPr>
+          <w:rFonts w:ascii="Arial" w:hAnsi="Arial" w:eastAsia="Arial" w:cs="Arial"/>
+          <w:b w:val="0"/>
+          <w:bCs w:val="0"/>
+          <w:i w:val="0"/>
+          <w:iCs w:val="0"/>
+          <w:caps w:val="0"/>
+          <w:smallCaps w:val="0"/>
+          <w:noProof w:val="0"/>
+          <w:color w:val="182844"/>
+          <w:sz w:val="24"/>
+          <w:szCs w:val="24"/>
+          <w:lang w:val="es-CL"/>
+        </w:rPr>
+      </w:pPr>
+      <w:r>
+        <w:rPr>
+          <w:rFonts w:ascii="Arial" w:hAnsi="Arial" w:eastAsia="Arial" w:cs="Arial"/>
+          <w:b w:val="0"/>
+          <w:bCs w:val="0"/>
+          <w:i w:val="0"/>
+          <w:iCs w:val="0"/>
+          <w:caps w:val="0"/>
+          <w:smallCaps w:val="0"/>
+          <w:noProof w:val="0"/>
+          <w:color w:val="182844"/>
+          <w:sz w:val="24"/>
+          <w:szCs w:val="24"/>
+          <w:lang w:val="es-CL"/>
+        </w:rPr>
+        <w:t>Css</w:t>
+      </w:r>
+    </w:p>
+    <w:p>
+      <w:pPr>
+        <w:pStyle w:val="Prrafodelista"/>
+        <w:numPr>
+          <w:ilvl w:val="0"/>
+          <w:numId w:val="54"/>
+        </w:numPr>
+        <w:rPr>
+          <w:rFonts w:ascii="Arial" w:hAnsi="Arial" w:eastAsia="Arial" w:cs="Arial"/>
+          <w:b w:val="0"/>
+          <w:bCs w:val="0"/>
+          <w:i w:val="0"/>
+          <w:iCs w:val="0"/>
+          <w:caps w:val="0"/>
+          <w:smallCaps w:val="0"/>
+          <w:noProof w:val="0"/>
+          <w:color w:val="182844"/>
+          <w:sz w:val="24"/>
+          <w:szCs w:val="24"/>
+          <w:lang w:val="es-CL"/>
+        </w:rPr>
+      </w:pPr>
+      <w:r>
+        <w:rPr>
+          <w:rFonts w:ascii="Arial" w:hAnsi="Arial" w:eastAsia="Arial" w:cs="Arial"/>
+          <w:b w:val="0"/>
+          <w:bCs w:val="0"/>
+          <w:i w:val="0"/>
+          <w:iCs w:val="0"/>
+          <w:caps w:val="0"/>
+          <w:smallCaps w:val="0"/>
+          <w:noProof w:val="0"/>
+          <w:color w:val="182844"/>
+          <w:sz w:val="24"/>
+          <w:szCs w:val="24"/>
+          <w:lang w:val="es-CL"/>
+        </w:rPr>
+        <w:t>HT</w:t>
+      </w:r>
+      <w:r>
+        <w:rPr>
+          <w:rFonts w:ascii="Arial" w:hAnsi="Arial" w:eastAsia="Arial" w:cs="Arial"/>
+          <w:b w:val="0"/>
+          <w:bCs w:val="0"/>
+          <w:i w:val="0"/>
+          <w:iCs w:val="0"/>
+          <w:caps w:val="0"/>
+          <w:smallCaps w:val="0"/>
+          <w:noProof w:val="0"/>
+          <w:color w:val="182844"/>
+          <w:sz w:val="24"/>
+          <w:szCs w:val="24"/>
+          <w:lang w:val="es-CL"/>
+        </w:rPr>
+        <w:t>ML</w:t>
+      </w:r>
+    </w:p>
+    <w:p>
+      <w:pPr>
+        <w:pStyle w:val="Prrafodelista"/>
+        <w:numPr>
+          <w:ilvl w:val="0"/>
+          <w:numId w:val="54"/>
+        </w:numPr>
+        <w:rPr>
+          <w:rFonts w:ascii="Arial" w:hAnsi="Arial" w:eastAsia="Arial" w:cs="Arial"/>
+          <w:b w:val="0"/>
+          <w:bCs w:val="0"/>
+          <w:i w:val="0"/>
+          <w:iCs w:val="0"/>
+          <w:caps w:val="0"/>
+          <w:smallCaps w:val="0"/>
+          <w:noProof w:val="0"/>
+          <w:color w:val="182844"/>
+          <w:sz w:val="24"/>
+          <w:szCs w:val="24"/>
+          <w:lang w:val="es-CL"/>
+        </w:rPr>
+      </w:pPr>
+      <w:r>
+        <w:rPr>
+          <w:rFonts w:ascii="Arial" w:hAnsi="Arial" w:eastAsia="Arial" w:cs="Arial"/>
+          <w:b w:val="0"/>
+          <w:bCs w:val="0"/>
+          <w:i w:val="0"/>
+          <w:iCs w:val="0"/>
+          <w:caps w:val="0"/>
+          <w:smallCaps w:val="0"/>
+          <w:noProof w:val="0"/>
+          <w:color w:val="182844"/>
+          <w:sz w:val="24"/>
+          <w:szCs w:val="24"/>
+          <w:lang w:val="es-CL"/>
+        </w:rPr>
+        <w:t>Git</w:t>
+      </w:r>
+    </w:p>
+    <w:p>
+      <w:pPr>
+        <w:pStyle w:val="Prrafodelista"/>
+        <w:numPr>
+          <w:ilvl w:val="0"/>
+          <w:numId w:val="54"/>
+        </w:numPr>
+        <w:rPr>
+          <w:rFonts w:ascii="Arial" w:hAnsi="Arial" w:eastAsia="Arial" w:cs="Arial"/>
+          <w:b w:val="0"/>
+          <w:bCs w:val="0"/>
+          <w:i w:val="0"/>
+          <w:iCs w:val="0"/>
+          <w:caps w:val="0"/>
+          <w:smallCaps w:val="0"/>
+          <w:noProof w:val="0"/>
+          <w:color w:val="182844"/>
+          <w:sz w:val="24"/>
+          <w:szCs w:val="24"/>
+          <w:lang w:val="es-CL"/>
+        </w:rPr>
+      </w:pPr>
+      <w:r>
+        <w:rPr>
+          <w:rFonts w:ascii="Arial" w:hAnsi="Arial" w:eastAsia="Arial" w:cs="Arial"/>
+          <w:b w:val="0"/>
+          <w:bCs w:val="0"/>
+          <w:i w:val="0"/>
+          <w:iCs w:val="0"/>
+          <w:caps w:val="0"/>
+          <w:smallCaps w:val="0"/>
+          <w:noProof w:val="0"/>
+          <w:color w:val="182844"/>
+          <w:sz w:val="24"/>
+          <w:szCs w:val="24"/>
+          <w:lang w:val="es-CL"/>
+        </w:rPr>
+        <w:t>Git</w:t>
+      </w:r>
+      <w:r>
+        <w:rPr>
+          <w:rFonts w:ascii="Arial" w:hAnsi="Arial" w:eastAsia="Arial" w:cs="Arial"/>
+          <w:b w:val="0"/>
+          <w:bCs w:val="0"/>
+          <w:i w:val="0"/>
+          <w:iCs w:val="0"/>
+          <w:caps w:val="0"/>
+          <w:smallCaps w:val="0"/>
+          <w:noProof w:val="0"/>
+          <w:color w:val="182844"/>
+          <w:sz w:val="24"/>
+          <w:szCs w:val="24"/>
+          <w:lang w:val="es-CL"/>
+        </w:rPr>
+        <w:t>Hub</w:t>
+      </w:r>
+    </w:p>
+    <w:p>
+      <w:pPr>
+        <w:pStyle w:val="Normal"/>
+        <w:rPr>
+          <w:rFonts w:ascii="Arial" w:hAnsi="Arial" w:eastAsia="Arial" w:cs="Arial"/>
+          <w:b w:val="0"/>
+          <w:bCs w:val="0"/>
+          <w:i w:val="0"/>
+          <w:iCs w:val="0"/>
+          <w:caps w:val="0"/>
+          <w:smallCaps w:val="0"/>
+          <w:noProof w:val="0"/>
+          <w:color w:val="182844"/>
+          <w:sz w:val="24"/>
+          <w:szCs w:val="24"/>
+          <w:lang w:val="es-CL"/>
+        </w:rPr>
+      </w:pPr>
+    </w:p>
+    <w:p>
+      <w:pPr>
+        <w:pStyle w:val="Normal"/>
+        <w:rPr>
+          <w:rFonts w:ascii="Arial" w:hAnsi="Arial" w:eastAsia="Arial" w:cs="Arial"/>
+          <w:b w:val="0"/>
+          <w:bCs w:val="0"/>
+          <w:i w:val="0"/>
+          <w:iCs w:val="0"/>
+          <w:caps w:val="0"/>
+          <w:smallCaps w:val="0"/>
+          <w:noProof w:val="0"/>
+          <w:color w:val="182844"/>
+          <w:sz w:val="24"/>
+          <w:szCs w:val="24"/>
+          <w:lang w:val="es-CL"/>
+        </w:rPr>
+      </w:pPr>
+    </w:p>
+    <w:p>
+      <w:pPr>
+        <w:spacing w:after="160" w:line="259" w:lineRule="auto"/>
+        <w:jc w:val="left"/>
+        <w:rPr>
+          <w:rFonts w:ascii="Arial" w:hAnsi="Arial" w:eastAsia="Arial" w:cs="Arial"/>
+          <w:b w:val="1"/>
+          <w:bCs w:val="1"/>
+          <w:sz w:val="26"/>
+          <w:szCs w:val="26"/>
+        </w:rPr>
+      </w:pPr>
+      <w:r>
+        <w:rPr>
+          <w:rFonts w:ascii="Arial" w:hAnsi="Arial" w:eastAsia="Arial" w:cs="Arial"/>
+          <w:sz w:val="26"/>
+          <w:szCs w:val="26"/>
+        </w:rPr>
+        <w:br w:type="page"/>
+      </w:r>
+    </w:p>
+    <w:p>
+      <w:pPr>
+        <w:pStyle w:val="Ttulo1"/>
+        <w:rPr>
+          <w:rFonts w:ascii="Arial" w:hAnsi="Arial" w:eastAsia="Arial" w:cs="Arial"/>
+        </w:rPr>
+      </w:pPr>
+      <w:bookmarkStart w:name="_Toc348475733" w:id="895104714"/>
+      <w:r>
+        <w:rPr>
+          <w:rFonts w:ascii="Arial" w:hAnsi="Arial" w:eastAsia="Arial" w:cs="Arial"/>
+        </w:rPr>
+        <w:t>Desarrollo</w:t>
+      </w:r>
+      <w:bookmarkEnd w:id="2"/>
+      <w:bookmarkEnd w:id="895104714"/>
+    </w:p>
+    <w:p>
+      <w:pPr>
+        <w:pStyle w:val="Ttulo2"/>
+        <w:rPr>
+          <w:rFonts w:ascii="Arial" w:hAnsi="Arial" w:eastAsia="Arial" w:cs="Arial"/>
+        </w:rPr>
+      </w:pPr>
+      <w:bookmarkStart w:name="_Toc318146773" w:id="2107076231"/>
+      <w:r>
+        <w:rPr>
+          <w:rFonts w:ascii="Arial" w:hAnsi="Arial" w:eastAsia="Arial" w:cs="Arial"/>
+        </w:rPr>
+        <w:t>1.</w:t>
+      </w:r>
+      <w:r>
+        <w:rPr>
+          <w:rFonts w:ascii="Arial" w:hAnsi="Arial" w:eastAsia="Arial" w:cs="Arial"/>
+        </w:rPr>
+        <w:t>Pági</w:t>
+      </w:r>
+      <w:r>
+        <w:rPr>
+          <w:rFonts w:ascii="Arial" w:hAnsi="Arial" w:eastAsia="Arial" w:cs="Arial"/>
+        </w:rPr>
+        <w:t>na en funcionamiento</w:t>
+      </w:r>
+      <w:bookmarkEnd w:id="2107076231"/>
+    </w:p>
+    <w:p>
+      <w:pPr>
+        <w:pStyle w:val="Normal"/>
+        <w:rPr>
+          <w:rFonts w:ascii="Arial" w:hAnsi="Arial" w:eastAsia="Arial" w:cs="Arial"/>
+        </w:rPr>
+      </w:pPr>
+    </w:p>
+    <w:p>
+      <w:pPr>
+        <w:pStyle w:val="Ttulo3"/>
+        <w:rPr>
+          <w:rFonts w:ascii="Arial" w:hAnsi="Arial" w:eastAsia="Arial" w:cs="Arial"/>
+          <w:noProof w:val="0"/>
+          <w:color w:val="182844"/>
+          <w:sz w:val="24"/>
+          <w:szCs w:val="24"/>
+          <w:lang w:val="es-CL"/>
+        </w:rPr>
       </w:pPr>
       <w:bookmarkStart w:name="_Toc888533165" w:id="852911929"/>
       <w:r>
         <w:rPr>
+          <w:rFonts w:ascii="Arial" w:hAnsi="Arial" w:eastAsia="Arial" w:cs="Arial"/>
           <w:noProof w:val="0"/>
           <w:lang w:val="es-CL"/>
         </w:rPr>
@@ -1211,6 +1828,9 @@
       <w:pPr>
         <w:spacing w:after="160" w:line="259" w:lineRule="auto"/>
         <w:jc w:val="left"/>
+        <w:rPr>
+          <w:rFonts w:ascii="Arial" w:hAnsi="Arial" w:eastAsia="Arial" w:cs="Arial"/>
+        </w:rPr>
       </w:pPr>
     </w:p>
     <w:p>
@@ -1218,10 +1838,13 @@
         <w:pStyle w:val="Normal"/>
         <w:spacing w:after="160" w:line="259" w:lineRule="auto"/>
         <w:jc w:val="left"/>
+        <w:rPr>
+          <w:rFonts w:ascii="Arial" w:hAnsi="Arial" w:eastAsia="Arial" w:cs="Arial"/>
+        </w:rPr>
       </w:pPr>
       <w:r>
         <w:drawing>
-          <wp:inline wp14:editId="534748A5" wp14:anchorId="148B9FA3">
+          <wp:inline wp14:editId="4E7BDF3E" wp14:anchorId="148B9FA3">
             <wp:extent cx="5715000" cy="3552825"/>
             <wp:effectExtent l="0" t="0" r="0" b="0"/>
             <wp:docPr id="1183722850" name="drawing"/>
@@ -1276,7 +1899,7 @@
       <w:pPr>
         <w:pStyle w:val="Ttulo3"/>
         <w:rPr>
-          <w:rFonts w:ascii="Verdana" w:hAnsi="Verdana"/>
+          <w:rFonts w:ascii="Arial" w:hAnsi="Arial" w:eastAsia="Arial" w:cs="Arial"/>
           <w:noProof w:val="0"/>
           <w:color w:val="182844"/>
           <w:sz w:val="24"/>
@@ -1287,6 +1910,7 @@
       <w:bookmarkStart w:name="_Toc507711044" w:id="1326195016"/>
       <w:r>
         <w:rPr>
+          <w:rFonts w:ascii="Arial" w:hAnsi="Arial" w:eastAsia="Arial" w:cs="Arial"/>
           <w:noProof w:val="0"/>
           <w:lang w:val="es-CL"/>
         </w:rPr>
@@ -1299,10 +1923,13 @@
         <w:pStyle w:val="Normal"/>
         <w:spacing w:after="160" w:line="259" w:lineRule="auto"/>
         <w:jc w:val="left"/>
+        <w:rPr>
+          <w:rFonts w:ascii="Arial" w:hAnsi="Arial" w:eastAsia="Arial" w:cs="Arial"/>
+        </w:rPr>
       </w:pPr>
       <w:r>
         <w:drawing>
-          <wp:inline wp14:editId="435C94C5" wp14:anchorId="6BF3002C">
+          <wp:inline wp14:editId="5855DC94" wp14:anchorId="6BF3002C">
             <wp:extent cx="6161903" cy="4197897"/>
             <wp:effectExtent l="0" t="0" r="0" b="0"/>
             <wp:docPr id="579152065" name="drawing"/>
@@ -1350,7 +1977,7 @@
         <w:spacing w:after="160" w:line="259" w:lineRule="auto"/>
         <w:jc w:val="left"/>
         <w:rPr>
-          <w:rFonts w:ascii="Verdana" w:hAnsi="Verdana"/>
+          <w:rFonts w:ascii="Arial" w:hAnsi="Arial" w:eastAsia="Arial" w:cs="Arial"/>
           <w:b w:val="1"/>
           <w:bCs w:val="1"/>
           <w:i w:val="0"/>
@@ -1369,6 +1996,7 @@
       <w:pPr>
         <w:pStyle w:val="Ttulo3"/>
         <w:rPr>
+          <w:rFonts w:ascii="Arial" w:hAnsi="Arial" w:eastAsia="Arial" w:cs="Arial"/>
           <w:noProof w:val="0"/>
           <w:lang w:val="es-CL"/>
         </w:rPr>
@@ -1376,6 +2004,7 @@
       <w:bookmarkStart w:name="_Toc52653416" w:id="80802402"/>
       <w:r>
         <w:rPr>
+          <w:rFonts w:ascii="Arial" w:hAnsi="Arial" w:eastAsia="Arial" w:cs="Arial"/>
           <w:noProof w:val="0"/>
           <w:lang w:val="es-CL"/>
         </w:rPr>
@@ -1389,7 +2018,7 @@
         <w:spacing w:after="160" w:line="259" w:lineRule="auto"/>
         <w:jc w:val="left"/>
         <w:rPr>
-          <w:rFonts w:ascii="Verdana" w:hAnsi="Verdana"/>
+          <w:rFonts w:ascii="Arial" w:hAnsi="Arial" w:eastAsia="Arial" w:cs="Arial"/>
           <w:b w:val="1"/>
           <w:bCs w:val="1"/>
           <w:i w:val="0"/>
@@ -1410,7 +2039,7 @@
         <w:spacing w:after="160" w:line="259" w:lineRule="auto"/>
         <w:jc w:val="left"/>
         <w:rPr>
-          <w:rFonts w:ascii="Verdana" w:hAnsi="Verdana"/>
+          <w:rFonts w:ascii="Arial" w:hAnsi="Arial" w:eastAsia="Arial" w:cs="Arial"/>
           <w:color w:val="182844"/>
           <w:sz w:val="24"/>
           <w:szCs w:val="24"/>
@@ -1418,7 +2047,7 @@
       </w:pPr>
       <w:r>
         <w:drawing>
-          <wp:inline wp14:editId="35D6D070" wp14:anchorId="7769D612">
+          <wp:inline wp14:editId="4799C049" wp14:anchorId="7769D612">
             <wp:extent cx="6289767" cy="3895725"/>
             <wp:effectExtent l="0" t="0" r="0" b="0"/>
             <wp:docPr id="439328231" name="drawing"/>
@@ -1464,6 +2093,9 @@
       <w:pPr>
         <w:spacing w:after="160" w:line="259" w:lineRule="auto"/>
         <w:jc w:val="left"/>
+        <w:rPr>
+          <w:rFonts w:ascii="Arial" w:hAnsi="Arial" w:eastAsia="Arial" w:cs="Arial"/>
+        </w:rPr>
       </w:pPr>
     </w:p>
     <w:p>
@@ -1471,13 +2103,16 @@
         <w:pStyle w:val="Normal"/>
         <w:spacing w:after="160" w:line="259" w:lineRule="auto"/>
         <w:jc w:val="left"/>
+        <w:rPr>
+          <w:rFonts w:ascii="Arial" w:hAnsi="Arial" w:eastAsia="Arial" w:cs="Arial"/>
+        </w:rPr>
       </w:pPr>
     </w:p>
     <w:p>
       <w:pPr>
         <w:pStyle w:val="Ttulo3"/>
         <w:rPr>
-          <w:rFonts w:ascii="Verdana" w:hAnsi="Verdana"/>
+          <w:rFonts w:ascii="Arial" w:hAnsi="Arial" w:eastAsia="Arial" w:cs="Arial"/>
           <w:noProof w:val="0"/>
           <w:color w:val="182844"/>
           <w:sz w:val="24"/>
@@ -1488,6 +2123,7 @@
       <w:bookmarkStart w:name="_Toc620868542" w:id="1423522155"/>
       <w:r>
         <w:rPr>
+          <w:rFonts w:ascii="Arial" w:hAnsi="Arial" w:eastAsia="Arial" w:cs="Arial"/>
           <w:noProof w:val="0"/>
           <w:lang w:val="es-CL"/>
         </w:rPr>
@@ -1500,6 +2136,9 @@
         <w:pStyle w:val="Normal"/>
         <w:spacing w:after="160" w:line="259" w:lineRule="auto"/>
         <w:jc w:val="left"/>
+        <w:rPr>
+          <w:rFonts w:ascii="Arial" w:hAnsi="Arial" w:eastAsia="Arial" w:cs="Arial"/>
+        </w:rPr>
       </w:pPr>
     </w:p>
     <w:p>
@@ -1507,10 +2146,13 @@
         <w:pStyle w:val="Normal"/>
         <w:spacing w:after="160" w:line="259" w:lineRule="auto"/>
         <w:jc w:val="left"/>
+        <w:rPr>
+          <w:rFonts w:ascii="Arial" w:hAnsi="Arial" w:eastAsia="Arial" w:cs="Arial"/>
+        </w:rPr>
       </w:pPr>
       <w:r>
         <w:drawing>
-          <wp:inline wp14:editId="7645F78E" wp14:anchorId="3CDD93E4">
+          <wp:inline wp14:editId="5056B55E" wp14:anchorId="3CDD93E4">
             <wp:extent cx="5715000" cy="3838575"/>
             <wp:effectExtent l="0" t="0" r="0" b="0"/>
             <wp:docPr id="941388294" name="drawing"/>
@@ -1557,6 +2199,9 @@
         <w:pStyle w:val="Normal"/>
         <w:spacing w:after="160" w:line="259" w:lineRule="auto"/>
         <w:jc w:val="left"/>
+        <w:rPr>
+          <w:rFonts w:ascii="Arial" w:hAnsi="Arial" w:eastAsia="Arial" w:cs="Arial"/>
+        </w:rPr>
       </w:pPr>
     </w:p>
     <w:p>
@@ -1564,6 +2209,9 @@
         <w:pStyle w:val="Normal"/>
         <w:spacing w:after="160" w:line="259" w:lineRule="auto"/>
         <w:jc w:val="left"/>
+        <w:rPr>
+          <w:rFonts w:ascii="Arial" w:hAnsi="Arial" w:eastAsia="Arial" w:cs="Arial"/>
+        </w:rPr>
       </w:pPr>
     </w:p>
     <w:p>
@@ -1571,6 +2219,9 @@
         <w:pStyle w:val="Normal"/>
         <w:spacing w:after="160" w:line="259" w:lineRule="auto"/>
         <w:jc w:val="left"/>
+        <w:rPr>
+          <w:rFonts w:ascii="Arial" w:hAnsi="Arial" w:eastAsia="Arial" w:cs="Arial"/>
+        </w:rPr>
       </w:pPr>
     </w:p>
     <w:p>
@@ -1578,11 +2229,21 @@
         <w:pStyle w:val="Normal"/>
         <w:spacing w:after="160" w:line="259" w:lineRule="auto"/>
         <w:jc w:val="left"/>
-      </w:pPr>
-    </w:p>
-    <w:p>
-      <w:pPr/>
+        <w:rPr>
+          <w:rFonts w:ascii="Arial" w:hAnsi="Arial" w:eastAsia="Arial" w:cs="Arial"/>
+        </w:rPr>
+      </w:pPr>
+    </w:p>
+    <w:p>
+      <w:pPr>
+        <w:rPr>
+          <w:rFonts w:ascii="Arial" w:hAnsi="Arial" w:eastAsia="Arial" w:cs="Arial"/>
+        </w:rPr>
+      </w:pPr>
       <w:r>
+        <w:rPr>
+          <w:rFonts w:ascii="Arial" w:hAnsi="Arial" w:eastAsia="Arial" w:cs="Arial"/>
+        </w:rPr>
         <w:br w:type="page"/>
       </w:r>
     </w:p>
@@ -1591,13 +2252,16 @@
         <w:pStyle w:val="Normal"/>
         <w:spacing w:after="160" w:line="259" w:lineRule="auto"/>
         <w:jc w:val="left"/>
+        <w:rPr>
+          <w:rFonts w:ascii="Arial" w:hAnsi="Arial" w:eastAsia="Arial" w:cs="Arial"/>
+        </w:rPr>
       </w:pPr>
     </w:p>
     <w:p>
       <w:pPr>
         <w:pStyle w:val="Ttulo2"/>
         <w:rPr>
-          <w:rFonts w:ascii="Verdana" w:hAnsi="Verdana"/>
+          <w:rFonts w:ascii="Arial" w:hAnsi="Arial" w:eastAsia="Arial" w:cs="Arial"/>
           <w:b w:val="1"/>
           <w:bCs w:val="1"/>
           <w:i w:val="0"/>
@@ -1614,6 +2278,7 @@
       <w:bookmarkStart w:name="_Toc1805615992" w:id="1032506593"/>
       <w:r>
         <w:rPr>
+          <w:rFonts w:ascii="Arial" w:hAnsi="Arial" w:eastAsia="Arial" w:cs="Arial"/>
           <w:noProof w:val="0"/>
           <w:lang w:val="es-CL"/>
         </w:rPr>
@@ -1621,6 +2286,7 @@
       </w:r>
       <w:r>
         <w:rPr>
+          <w:rFonts w:ascii="Arial" w:hAnsi="Arial" w:eastAsia="Arial" w:cs="Arial"/>
           <w:noProof w:val="0"/>
           <w:lang w:val="es-CL"/>
         </w:rPr>
@@ -1628,6 +2294,7 @@
       </w:r>
       <w:r>
         <w:rPr>
+          <w:rFonts w:ascii="Arial" w:hAnsi="Arial" w:eastAsia="Arial" w:cs="Arial"/>
           <w:noProof w:val="0"/>
           <w:lang w:val="es-CL"/>
         </w:rPr>
@@ -1635,6 +2302,7 @@
       </w:r>
       <w:r>
         <w:rPr>
+          <w:rFonts w:ascii="Arial" w:hAnsi="Arial" w:eastAsia="Arial" w:cs="Arial"/>
           <w:noProof w:val="0"/>
           <w:lang w:val="es-CL"/>
         </w:rPr>
@@ -1642,6 +2310,7 @@
       </w:r>
       <w:r>
         <w:rPr>
+          <w:rFonts w:ascii="Arial" w:hAnsi="Arial" w:eastAsia="Arial" w:cs="Arial"/>
           <w:noProof w:val="0"/>
           <w:lang w:val="es-CL"/>
         </w:rPr>
@@ -1649,6 +2318,7 @@
       </w:r>
       <w:r>
         <w:rPr>
+          <w:rFonts w:ascii="Arial" w:hAnsi="Arial" w:eastAsia="Arial" w:cs="Arial"/>
           <w:noProof w:val="0"/>
           <w:lang w:val="es-CL"/>
         </w:rPr>
@@ -1660,6 +2330,7 @@
       <w:pPr>
         <w:pStyle w:val="Normal"/>
         <w:rPr>
+          <w:rFonts w:ascii="Arial" w:hAnsi="Arial" w:eastAsia="Arial" w:cs="Arial"/>
           <w:noProof w:val="0"/>
           <w:lang w:val="es-CL"/>
         </w:rPr>
@@ -1669,6 +2340,7 @@
       <w:pPr>
         <w:pStyle w:val="Ttulo3"/>
         <w:rPr>
+          <w:rFonts w:ascii="Arial" w:hAnsi="Arial" w:eastAsia="Arial" w:cs="Arial"/>
           <w:noProof w:val="0"/>
           <w:lang w:val="es-CL"/>
         </w:rPr>
@@ -1676,6 +2348,7 @@
       <w:bookmarkStart w:name="_Toc1012668177" w:id="178887384"/>
       <w:r>
         <w:rPr>
+          <w:rFonts w:ascii="Arial" w:hAnsi="Arial" w:eastAsia="Arial" w:cs="Arial"/>
           <w:noProof w:val="0"/>
           <w:lang w:val="es-CL"/>
         </w:rPr>
@@ -1687,6 +2360,7 @@
       <w:pPr>
         <w:pStyle w:val="Normal"/>
         <w:rPr>
+          <w:rFonts w:ascii="Arial" w:hAnsi="Arial" w:eastAsia="Arial" w:cs="Arial"/>
           <w:noProof w:val="0"/>
           <w:lang w:val="es-CL"/>
         </w:rPr>
@@ -1696,12 +2370,14 @@
       <w:pPr>
         <w:pStyle w:val="Normal"/>
         <w:rPr>
+          <w:rFonts w:ascii="Arial" w:hAnsi="Arial" w:eastAsia="Arial" w:cs="Arial"/>
           <w:noProof w:val="0"/>
           <w:lang w:val="es-CL"/>
         </w:rPr>
       </w:pPr>
       <w:r>
         <w:rPr>
+          <w:rFonts w:ascii="Arial" w:hAnsi="Arial" w:eastAsia="Arial" w:cs="Arial"/>
           <w:noProof w:val="0"/>
           <w:lang w:val="es-CL"/>
         </w:rPr>
@@ -1709,6 +2385,7 @@
       </w:r>
       <w:r>
         <w:rPr>
+          <w:rFonts w:ascii="Arial" w:hAnsi="Arial" w:eastAsia="Arial" w:cs="Arial"/>
           <w:noProof w:val="0"/>
           <w:lang w:val="es-CL"/>
         </w:rPr>
@@ -1716,6 +2393,7 @@
       </w:r>
       <w:r>
         <w:rPr>
+          <w:rFonts w:ascii="Arial" w:hAnsi="Arial" w:eastAsia="Arial" w:cs="Arial"/>
           <w:noProof w:val="0"/>
           <w:lang w:val="es-CL"/>
         </w:rPr>
@@ -1725,10 +2403,13 @@
     <w:p>
       <w:pPr>
         <w:pStyle w:val="Normal"/>
+        <w:rPr>
+          <w:rFonts w:ascii="Arial" w:hAnsi="Arial" w:eastAsia="Arial" w:cs="Arial"/>
+        </w:rPr>
       </w:pPr>
       <w:r>
         <w:drawing>
-          <wp:inline wp14:editId="546C4542" wp14:anchorId="1F2676E8">
+          <wp:inline wp14:editId="0800F703" wp14:anchorId="1F2676E8">
             <wp:extent cx="5924550" cy="4476750"/>
             <wp:effectExtent l="0" t="0" r="0" b="0"/>
             <wp:docPr id="475837146" name="drawing"/>
@@ -1773,21 +2454,32 @@
     <w:p>
       <w:pPr>
         <w:pStyle w:val="Normal"/>
+        <w:rPr>
+          <w:rFonts w:ascii="Arial" w:hAnsi="Arial" w:eastAsia="Arial" w:cs="Arial"/>
+        </w:rPr>
       </w:pPr>
     </w:p>
     <w:p>
       <w:pPr>
         <w:pStyle w:val="Normal"/>
+        <w:rPr>
+          <w:rFonts w:ascii="Arial" w:hAnsi="Arial" w:eastAsia="Arial" w:cs="Arial"/>
+        </w:rPr>
       </w:pPr>
     </w:p>
     <w:p>
       <w:pPr>
         <w:pStyle w:val="Normal"/>
+        <w:rPr>
+          <w:rStyle w:val="Ttulo3Car"/>
+          <w:rFonts w:ascii="Arial" w:hAnsi="Arial" w:eastAsia="Arial" w:cs="Arial"/>
+        </w:rPr>
       </w:pPr>
       <w:bookmarkStart w:name="_Toc288547974" w:id="1842538926"/>
       <w:r>
         <w:rPr>
           <w:rStyle w:val="Ttulo3Car"/>
+          <w:rFonts w:ascii="Arial" w:hAnsi="Arial" w:eastAsia="Arial" w:cs="Arial"/>
         </w:rPr>
         <w:t>Styles.css</w:t>
       </w:r>
@@ -1798,23 +2490,27 @@
         <w:pStyle w:val="Normal"/>
         <w:rPr>
           <w:rStyle w:val="Ttulo3Car"/>
+          <w:rFonts w:ascii="Arial" w:hAnsi="Arial" w:eastAsia="Arial" w:cs="Arial"/>
         </w:rPr>
       </w:pPr>
       <w:r>
         <w:rPr>
           <w:rStyle w:val="Ttulo3Car"/>
+          <w:rFonts w:ascii="Arial" w:hAnsi="Arial" w:eastAsia="Arial" w:cs="Arial"/>
         </w:rPr>
         <w:t xml:space="preserve">Variables </w:t>
       </w:r>
       <w:r>
         <w:rPr>
           <w:rStyle w:val="Ttulo3Car"/>
+          <w:rFonts w:ascii="Arial" w:hAnsi="Arial" w:eastAsia="Arial" w:cs="Arial"/>
         </w:rPr>
         <w:t>globales y</w:t>
       </w:r>
       <w:r>
         <w:rPr>
           <w:rStyle w:val="Ttulo3Car"/>
+          <w:rFonts w:ascii="Arial" w:hAnsi="Arial" w:eastAsia="Arial" w:cs="Arial"/>
         </w:rPr>
         <w:t xml:space="preserve"> estilo del cuerpo de la pagina</w:t>
       </w:r>
@@ -1824,16 +2520,20 @@
         <w:pStyle w:val="Normal"/>
         <w:rPr>
           <w:rStyle w:val="Ttulo3Car"/>
+          <w:rFonts w:ascii="Arial" w:hAnsi="Arial" w:eastAsia="Arial" w:cs="Arial"/>
         </w:rPr>
       </w:pPr>
     </w:p>
     <w:p>
       <w:pPr>
         <w:pStyle w:val="Normal"/>
+        <w:rPr>
+          <w:rFonts w:ascii="Arial" w:hAnsi="Arial" w:eastAsia="Arial" w:cs="Arial"/>
+        </w:rPr>
       </w:pPr>
       <w:r>
         <w:drawing>
-          <wp:inline wp14:editId="4A9089FD" wp14:anchorId="3B89363B">
+          <wp:inline wp14:editId="4A4B177B" wp14:anchorId="3B89363B">
             <wp:extent cx="5715000" cy="5229225"/>
             <wp:effectExtent l="0" t="0" r="0" b="0"/>
             <wp:docPr id="1136052687" name="drawing"/>
@@ -1878,25 +2578,44 @@
     <w:p>
       <w:pPr>
         <w:pStyle w:val="Normal"/>
+        <w:rPr>
+          <w:rFonts w:ascii="Arial" w:hAnsi="Arial" w:eastAsia="Arial" w:cs="Arial"/>
+        </w:rPr>
       </w:pPr>
     </w:p>
     <w:p>
       <w:pPr>
         <w:pStyle w:val="Normal"/>
-      </w:pPr>
-    </w:p>
-    <w:p>
+        <w:rPr>
+          <w:rFonts w:ascii="Arial" w:hAnsi="Arial" w:eastAsia="Arial" w:cs="Arial"/>
+        </w:rPr>
+      </w:pPr>
+    </w:p>
+    <w:p>
+      <w:pPr>
+        <w:rPr>
+          <w:rFonts w:ascii="Arial" w:hAnsi="Arial" w:eastAsia="Arial" w:cs="Arial"/>
+        </w:rPr>
+      </w:pPr>
       <w:r>
+        <w:rPr>
+          <w:rFonts w:ascii="Arial" w:hAnsi="Arial" w:eastAsia="Arial" w:cs="Arial"/>
+        </w:rPr>
         <w:br w:type="page"/>
       </w:r>
     </w:p>
     <w:p>
       <w:pPr>
         <w:pStyle w:val="Normal"/>
+        <w:rPr>
+          <w:rFonts w:ascii="Arial" w:hAnsi="Arial" w:eastAsia="Arial" w:cs="Arial"/>
+        </w:rPr>
       </w:pPr>
       <w:bookmarkStart w:name="_Toc955774391" w:id="578298782"/>
       <w:r>
-        <w:rPr/>
+        <w:rPr>
+          <w:rFonts w:ascii="Arial" w:hAnsi="Arial" w:eastAsia="Arial" w:cs="Arial"/>
+        </w:rPr>
         <w:t>Script.js</w:t>
       </w:r>
       <w:bookmarkEnd w:id="578298782"/>
@@ -1904,6 +2623,9 @@
     <w:p>
       <w:pPr>
         <w:pStyle w:val="Normal"/>
+        <w:rPr>
+          <w:rFonts w:ascii="Arial" w:hAnsi="Arial" w:eastAsia="Arial" w:cs="Arial"/>
+        </w:rPr>
       </w:pPr>
     </w:p>
     <w:p>
@@ -1911,9 +2633,14 @@
         <w:pStyle w:val="Normal"/>
         <w:spacing w:after="160" w:line="259" w:lineRule="auto"/>
         <w:jc w:val="left"/>
+        <w:rPr>
+          <w:rFonts w:ascii="Arial" w:hAnsi="Arial" w:eastAsia="Arial" w:cs="Arial"/>
+        </w:rPr>
       </w:pPr>
       <w:r>
-        <w:rPr/>
+        <w:rPr>
+          <w:rFonts w:ascii="Arial" w:hAnsi="Arial" w:eastAsia="Arial" w:cs="Arial"/>
+        </w:rPr>
         <w:t>Datos de proyecto</w:t>
       </w:r>
     </w:p>
@@ -1922,10 +2649,13 @@
         <w:pStyle w:val="Normal"/>
         <w:spacing w:after="160" w:line="259" w:lineRule="auto"/>
         <w:jc w:val="left"/>
+        <w:rPr>
+          <w:rFonts w:ascii="Arial" w:hAnsi="Arial" w:eastAsia="Arial" w:cs="Arial"/>
+        </w:rPr>
       </w:pPr>
       <w:r>
         <w:drawing>
-          <wp:inline wp14:editId="39F84517" wp14:anchorId="784D9D1D">
+          <wp:inline wp14:editId="3BBFD526" wp14:anchorId="784D9D1D">
             <wp:extent cx="5715000" cy="3048000"/>
             <wp:effectExtent l="0" t="0" r="0" b="0"/>
             <wp:docPr id="541121972" name="drawing"/>
@@ -1972,21 +2702,32 @@
         <w:pStyle w:val="Normal"/>
         <w:spacing w:after="160" w:line="259" w:lineRule="auto"/>
         <w:jc w:val="left"/>
+        <w:rPr>
+          <w:rFonts w:ascii="Arial" w:hAnsi="Arial" w:eastAsia="Arial" w:cs="Arial"/>
+        </w:rPr>
       </w:pPr>
       <w:r>
-        <w:rPr/>
+        <w:rPr>
+          <w:rFonts w:ascii="Arial" w:hAnsi="Arial" w:eastAsia="Arial" w:cs="Arial"/>
+        </w:rPr>
         <w:t>funcion</w:t>
       </w:r>
       <w:r>
-        <w:rPr/>
+        <w:rPr>
+          <w:rFonts w:ascii="Arial" w:hAnsi="Arial" w:eastAsia="Arial" w:cs="Arial"/>
+        </w:rPr>
         <w:t>alidad</w:t>
       </w:r>
       <w:r>
-        <w:rPr/>
+        <w:rPr>
+          <w:rFonts w:ascii="Arial" w:hAnsi="Arial" w:eastAsia="Arial" w:cs="Arial"/>
+        </w:rPr>
         <w:t xml:space="preserve"> de bot</w:t>
       </w:r>
       <w:r>
-        <w:rPr/>
+        <w:rPr>
+          <w:rFonts w:ascii="Arial" w:hAnsi="Arial" w:eastAsia="Arial" w:cs="Arial"/>
+        </w:rPr>
         <w:t>ones (ver más o menos)</w:t>
       </w:r>
     </w:p>
@@ -1995,6 +2736,9 @@
         <w:pStyle w:val="Normal"/>
         <w:spacing w:after="160" w:line="259" w:lineRule="auto"/>
         <w:jc w:val="left"/>
+        <w:rPr>
+          <w:rFonts w:ascii="Arial" w:hAnsi="Arial" w:eastAsia="Arial" w:cs="Arial"/>
+        </w:rPr>
       </w:pPr>
     </w:p>
     <w:p>
@@ -2002,6 +2746,9 @@
         <w:pStyle w:val="Normal"/>
         <w:spacing w:after="160" w:line="259" w:lineRule="auto"/>
         <w:jc w:val="left"/>
+        <w:rPr>
+          <w:rFonts w:ascii="Arial" w:hAnsi="Arial" w:eastAsia="Arial" w:cs="Arial"/>
+        </w:rPr>
       </w:pPr>
     </w:p>
     <w:p>
@@ -2009,10 +2756,13 @@
         <w:pStyle w:val="Normal"/>
         <w:spacing w:after="160" w:line="259" w:lineRule="auto"/>
         <w:jc w:val="left"/>
+        <w:rPr>
+          <w:rFonts w:ascii="Arial" w:hAnsi="Arial" w:eastAsia="Arial" w:cs="Arial"/>
+        </w:rPr>
       </w:pPr>
       <w:r>
         <w:drawing>
-          <wp:inline wp14:editId="425EE942" wp14:anchorId="22F335A8">
+          <wp:inline wp14:editId="17AA8919" wp14:anchorId="22F335A8">
             <wp:extent cx="5934075" cy="2047256"/>
             <wp:effectExtent l="0" t="0" r="0" b="0"/>
             <wp:docPr id="731520479" name="drawing"/>
@@ -2059,9 +2809,14 @@
         <w:pStyle w:val="Normal"/>
         <w:spacing w:after="160" w:line="259" w:lineRule="auto"/>
         <w:jc w:val="left"/>
+        <w:rPr>
+          <w:rFonts w:ascii="Arial" w:hAnsi="Arial" w:eastAsia="Arial" w:cs="Arial"/>
+        </w:rPr>
       </w:pPr>
       <w:r>
-        <w:rPr/>
+        <w:rPr>
+          <w:rFonts w:ascii="Arial" w:hAnsi="Arial" w:eastAsia="Arial" w:cs="Arial"/>
+        </w:rPr>
         <w:t>Renderizado de filtros</w:t>
       </w:r>
     </w:p>
@@ -2070,10 +2825,13 @@
         <w:pStyle w:val="Normal"/>
         <w:spacing w:after="160" w:line="259" w:lineRule="auto"/>
         <w:jc w:val="left"/>
+        <w:rPr>
+          <w:rFonts w:ascii="Arial" w:hAnsi="Arial" w:eastAsia="Arial" w:cs="Arial"/>
+        </w:rPr>
       </w:pPr>
       <w:r>
         <w:drawing>
-          <wp:inline wp14:editId="39C47FAB" wp14:anchorId="10680056">
+          <wp:inline wp14:editId="4370A8D1" wp14:anchorId="10680056">
             <wp:extent cx="6181725" cy="2290278"/>
             <wp:effectExtent l="0" t="0" r="0" b="0"/>
             <wp:docPr id="2016372183" name="drawing"/>
@@ -2119,13 +2877,22 @@
       <w:pPr>
         <w:spacing w:after="160" w:line="259" w:lineRule="auto"/>
         <w:jc w:val="left"/>
+        <w:rPr>
+          <w:rFonts w:ascii="Arial" w:hAnsi="Arial" w:eastAsia="Arial" w:cs="Arial"/>
+        </w:rPr>
       </w:pPr>
     </w:p>
     <w:p>
       <w:pPr>
         <w:spacing w:after="160" w:line="259" w:lineRule="auto"/>
+        <w:rPr>
+          <w:rFonts w:ascii="Arial" w:hAnsi="Arial" w:eastAsia="Arial" w:cs="Arial"/>
+        </w:rPr>
       </w:pPr>
       <w:r>
+        <w:rPr>
+          <w:rFonts w:ascii="Arial" w:hAnsi="Arial" w:eastAsia="Arial" w:cs="Arial"/>
+        </w:rPr>
         <w:br w:type="page"/>
       </w:r>
     </w:p>
@@ -2134,13 +2901,16 @@
         <w:pStyle w:val="Normal"/>
         <w:spacing w:after="160" w:line="259" w:lineRule="auto"/>
         <w:jc w:val="left"/>
+        <w:rPr>
+          <w:rFonts w:ascii="Arial" w:hAnsi="Arial" w:eastAsia="Arial" w:cs="Arial"/>
+        </w:rPr>
       </w:pPr>
     </w:p>
     <w:p>
       <w:pPr>
         <w:pStyle w:val="Ttulo2"/>
         <w:rPr>
-          <w:rFonts w:ascii="Verdana" w:hAnsi="Verdana"/>
+          <w:rFonts w:ascii="Arial" w:hAnsi="Arial" w:eastAsia="Arial" w:cs="Arial"/>
           <w:b w:val="1"/>
           <w:bCs w:val="1"/>
           <w:i w:val="0"/>
@@ -2157,6 +2927,7 @@
       <w:bookmarkStart w:name="_Toc128036300" w:id="2101606863"/>
       <w:r>
         <w:rPr>
+          <w:rFonts w:ascii="Arial" w:hAnsi="Arial" w:eastAsia="Arial" w:cs="Arial"/>
           <w:noProof w:val="0"/>
           <w:lang w:val="es-CL"/>
         </w:rPr>
@@ -2164,6 +2935,7 @@
       </w:r>
       <w:r>
         <w:rPr>
+          <w:rFonts w:ascii="Arial" w:hAnsi="Arial" w:eastAsia="Arial" w:cs="Arial"/>
           <w:noProof w:val="0"/>
           <w:lang w:val="es-CL"/>
         </w:rPr>
@@ -2175,6 +2947,7 @@
       <w:pPr>
         <w:pStyle w:val="Normal"/>
         <w:rPr>
+          <w:rFonts w:ascii="Arial" w:hAnsi="Arial" w:eastAsia="Arial" w:cs="Arial"/>
           <w:noProof w:val="0"/>
           <w:lang w:val="es-CL"/>
         </w:rPr>
@@ -2183,7 +2956,7 @@
     <w:p>
       <w:pPr>
         <w:rPr>
-          <w:rFonts w:ascii="Verdana" w:hAnsi="Verdana"/>
+          <w:rFonts w:ascii="Arial" w:hAnsi="Arial" w:eastAsia="Arial" w:cs="Arial"/>
           <w:b w:val="0"/>
           <w:bCs w:val="0"/>
           <w:i w:val="0"/>
@@ -2199,7 +2972,7 @@
       </w:pPr>
       <w:r>
         <w:rPr>
-          <w:rFonts w:ascii="Verdana" w:hAnsi="Verdana"/>
+          <w:rFonts w:ascii="Arial" w:hAnsi="Arial" w:eastAsia="Arial" w:cs="Arial"/>
           <w:b w:val="0"/>
           <w:bCs w:val="0"/>
           <w:i w:val="0"/>
@@ -2216,7 +2989,7 @@
       </w:r>
       <w:r>
         <w:rPr>
-          <w:rFonts w:ascii="Verdana" w:hAnsi="Verdana"/>
+          <w:rFonts w:ascii="Arial" w:hAnsi="Arial" w:eastAsia="Arial" w:cs="Arial"/>
           <w:b w:val="1"/>
           <w:bCs w:val="1"/>
           <w:i w:val="0"/>
@@ -2233,7 +3006,7 @@
       </w:r>
       <w:r>
         <w:rPr>
-          <w:rFonts w:ascii="Verdana" w:hAnsi="Verdana"/>
+          <w:rFonts w:ascii="Arial" w:hAnsi="Arial" w:eastAsia="Arial" w:cs="Arial"/>
           <w:b w:val="0"/>
           <w:bCs w:val="0"/>
           <w:i w:val="0"/>
@@ -2252,7 +3025,7 @@
     <w:p>
       <w:pPr>
         <w:rPr>
-          <w:rFonts w:ascii="Verdana" w:hAnsi="Verdana"/>
+          <w:rFonts w:ascii="Arial" w:hAnsi="Arial" w:eastAsia="Arial" w:cs="Arial"/>
           <w:b w:val="0"/>
           <w:bCs w:val="0"/>
           <w:i w:val="0"/>
@@ -2270,7 +3043,7 @@
     <w:p>
       <w:pPr>
         <w:rPr>
-          <w:rFonts w:ascii="Verdana" w:hAnsi="Verdana"/>
+          <w:rFonts w:ascii="Arial" w:hAnsi="Arial" w:eastAsia="Arial" w:cs="Arial"/>
           <w:b w:val="0"/>
           <w:bCs w:val="0"/>
           <w:i w:val="0"/>
@@ -2289,6 +3062,7 @@
       <w:pPr>
         <w:pStyle w:val="Ttulo3"/>
         <w:rPr>
+          <w:rFonts w:ascii="Arial" w:hAnsi="Arial" w:eastAsia="Arial" w:cs="Arial"/>
           <w:noProof w:val="0"/>
           <w:lang w:val="es-CL"/>
         </w:rPr>
@@ -2296,6 +3070,7 @@
       <w:bookmarkStart w:name="_Toc432878408" w:id="207705948"/>
       <w:r>
         <w:rPr>
+          <w:rFonts w:ascii="Arial" w:hAnsi="Arial" w:eastAsia="Arial" w:cs="Arial"/>
           <w:noProof w:val="0"/>
           <w:lang w:val="es-CL"/>
         </w:rPr>
@@ -2307,7 +3082,7 @@
       <w:pPr>
         <w:pStyle w:val="Normal"/>
         <w:rPr>
-          <w:rFonts w:ascii="Verdana" w:hAnsi="Verdana"/>
+          <w:rFonts w:ascii="Arial" w:hAnsi="Arial" w:eastAsia="Arial" w:cs="Arial"/>
           <w:b w:val="1"/>
           <w:bCs w:val="1"/>
           <w:i w:val="0"/>
@@ -2358,13 +3133,22 @@
       <w:pPr>
         <w:pStyle w:val="Normal"/>
         <w:rPr>
+          <w:rFonts w:ascii="Arial" w:hAnsi="Arial" w:eastAsia="Arial" w:cs="Arial"/>
           <w:noProof w:val="0"/>
           <w:lang w:val="es-CL"/>
         </w:rPr>
       </w:pPr>
     </w:p>
     <w:p>
+      <w:pPr>
+        <w:rPr>
+          <w:rFonts w:ascii="Arial" w:hAnsi="Arial" w:eastAsia="Arial" w:cs="Arial"/>
+        </w:rPr>
+      </w:pPr>
       <w:r>
+        <w:rPr>
+          <w:rFonts w:ascii="Arial" w:hAnsi="Arial" w:eastAsia="Arial" w:cs="Arial"/>
+        </w:rPr>
         <w:br w:type="page"/>
       </w:r>
     </w:p>
@@ -2372,6 +3156,7 @@
       <w:pPr>
         <w:pStyle w:val="Normal"/>
         <w:rPr>
+          <w:rFonts w:ascii="Arial" w:hAnsi="Arial" w:eastAsia="Arial" w:cs="Arial"/>
           <w:noProof w:val="0"/>
           <w:lang w:val="es-CL"/>
         </w:rPr>
@@ -2381,12 +3166,14 @@
       <w:pPr>
         <w:pStyle w:val="Normal"/>
         <w:rPr>
+          <w:rFonts w:ascii="Arial" w:hAnsi="Arial" w:eastAsia="Arial" w:cs="Arial"/>
           <w:noProof w:val="0"/>
           <w:lang w:val="es-CL"/>
         </w:rPr>
       </w:pPr>
       <w:r>
         <w:rPr>
+          <w:rFonts w:ascii="Arial" w:hAnsi="Arial" w:eastAsia="Arial" w:cs="Arial"/>
           <w:noProof w:val="0"/>
           <w:lang w:val="es-CL"/>
         </w:rPr>
@@ -2394,6 +3181,7 @@
       </w:r>
       <w:r>
         <w:rPr>
+          <w:rFonts w:ascii="Arial" w:hAnsi="Arial" w:eastAsia="Arial" w:cs="Arial"/>
           <w:noProof w:val="0"/>
           <w:lang w:val="es-CL"/>
         </w:rPr>
@@ -2401,6 +3189,7 @@
       </w:r>
       <w:r>
         <w:rPr>
+          <w:rFonts w:ascii="Arial" w:hAnsi="Arial" w:eastAsia="Arial" w:cs="Arial"/>
           <w:noProof w:val="0"/>
           <w:lang w:val="es-CL"/>
         </w:rPr>
@@ -2408,6 +3197,7 @@
       </w:r>
       <w:r>
         <w:rPr>
+          <w:rFonts w:ascii="Arial" w:hAnsi="Arial" w:eastAsia="Arial" w:cs="Arial"/>
           <w:noProof w:val="0"/>
           <w:lang w:val="es-CL"/>
         </w:rPr>
@@ -2417,10 +3207,13 @@
     <w:p>
       <w:pPr>
         <w:pStyle w:val="Normal"/>
+        <w:rPr>
+          <w:rFonts w:ascii="Arial" w:hAnsi="Arial" w:eastAsia="Arial" w:cs="Arial"/>
+        </w:rPr>
       </w:pPr>
       <w:r>
         <w:drawing>
-          <wp:inline wp14:editId="5603D0A2" wp14:anchorId="22493AAC">
+          <wp:inline wp14:editId="010A6B0D" wp14:anchorId="22493AAC">
             <wp:extent cx="5715000" cy="5286375"/>
             <wp:effectExtent l="0" t="0" r="0" b="0"/>
             <wp:docPr id="1339367947" name="drawing"/>
@@ -2466,13 +3259,22 @@
       <w:pPr>
         <w:pStyle w:val="Ttulo3"/>
         <w:rPr>
+          <w:rFonts w:ascii="Arial" w:hAnsi="Arial" w:eastAsia="Arial" w:cs="Arial"/>
           <w:noProof w:val="0"/>
           <w:lang w:val="es-CL"/>
         </w:rPr>
       </w:pPr>
     </w:p>
     <w:p>
+      <w:pPr>
+        <w:rPr>
+          <w:rFonts w:ascii="Arial" w:hAnsi="Arial" w:eastAsia="Arial" w:cs="Arial"/>
+        </w:rPr>
+      </w:pPr>
       <w:r>
+        <w:rPr>
+          <w:rFonts w:ascii="Arial" w:hAnsi="Arial" w:eastAsia="Arial" w:cs="Arial"/>
+        </w:rPr>
         <w:br w:type="page"/>
       </w:r>
     </w:p>
@@ -2480,7 +3282,7 @@
       <w:pPr>
         <w:pStyle w:val="Ttulo3"/>
         <w:rPr>
-          <w:rFonts w:ascii="Verdana" w:hAnsi="Verdana"/>
+          <w:rFonts w:ascii="Arial" w:hAnsi="Arial" w:eastAsia="Arial" w:cs="Arial"/>
           <w:b w:val="1"/>
           <w:bCs w:val="1"/>
           <w:i w:val="0"/>
@@ -2497,6 +3299,7 @@
       <w:bookmarkStart w:name="_Toc693654708" w:id="1972402027"/>
       <w:r>
         <w:rPr>
+          <w:rFonts w:ascii="Arial" w:hAnsi="Arial" w:eastAsia="Arial" w:cs="Arial"/>
           <w:noProof w:val="0"/>
           <w:lang w:val="es-CL"/>
         </w:rPr>
@@ -2508,6 +3311,7 @@
       <w:pPr>
         <w:pStyle w:val="Normal"/>
         <w:rPr>
+          <w:rFonts w:ascii="Arial" w:hAnsi="Arial" w:eastAsia="Arial" w:cs="Arial"/>
           <w:noProof w:val="0"/>
           <w:lang w:val="es-CL"/>
         </w:rPr>
@@ -2517,7 +3321,7 @@
       <w:pPr>
         <w:pStyle w:val="Normal"/>
         <w:rPr>
-          <w:rFonts w:ascii="Verdana" w:hAnsi="Verdana"/>
+          <w:rFonts w:ascii="Arial" w:hAnsi="Arial" w:eastAsia="Arial" w:cs="Arial"/>
           <w:noProof w:val="0"/>
           <w:color w:val="182844"/>
           <w:sz w:val="24"/>
@@ -2527,7 +3331,7 @@
       </w:pPr>
       <w:r>
         <w:rPr>
-          <w:rFonts w:ascii="Verdana" w:hAnsi="Verdana"/>
+          <w:rFonts w:ascii="Arial" w:hAnsi="Arial" w:eastAsia="Arial" w:cs="Arial"/>
           <w:b w:val="0"/>
           <w:bCs w:val="0"/>
           <w:i w:val="0"/>
@@ -2547,6 +3351,7 @@
       <w:pPr>
         <w:pStyle w:val="Normal"/>
         <w:rPr>
+          <w:rFonts w:ascii="Arial" w:hAnsi="Arial" w:eastAsia="Arial" w:cs="Arial"/>
           <w:noProof w:val="0"/>
           <w:lang w:val="es-CL"/>
         </w:rPr>
@@ -2555,10 +3360,13 @@
     <w:p>
       <w:pPr>
         <w:pStyle w:val="Normal"/>
+        <w:rPr>
+          <w:rFonts w:ascii="Arial" w:hAnsi="Arial" w:eastAsia="Arial" w:cs="Arial"/>
+        </w:rPr>
       </w:pPr>
       <w:r>
         <w:drawing>
-          <wp:inline wp14:editId="03A15AD3" wp14:anchorId="50F84B49">
+          <wp:inline wp14:editId="005C9CC4" wp14:anchorId="50F84B49">
             <wp:extent cx="5715000" cy="1838325"/>
             <wp:effectExtent l="0" t="0" r="0" b="0"/>
             <wp:docPr id="1717480675" name="drawing"/>
@@ -2604,6 +3412,7 @@
       <w:pPr>
         <w:pStyle w:val="Normal"/>
         <w:rPr>
+          <w:rFonts w:ascii="Arial" w:hAnsi="Arial" w:eastAsia="Arial" w:cs="Arial"/>
           <w:noProof w:val="0"/>
           <w:lang w:val="es-CL"/>
         </w:rPr>
@@ -2613,6 +3422,7 @@
       <w:pPr>
         <w:pStyle w:val="Normal"/>
         <w:rPr>
+          <w:rFonts w:ascii="Arial" w:hAnsi="Arial" w:eastAsia="Arial" w:cs="Arial"/>
           <w:noProof w:val="0"/>
           <w:lang w:val="es-CL"/>
         </w:rPr>
@@ -2622,13 +3432,22 @@
       <w:pPr>
         <w:pStyle w:val="Normal"/>
         <w:rPr>
+          <w:rFonts w:ascii="Arial" w:hAnsi="Arial" w:eastAsia="Arial" w:cs="Arial"/>
           <w:noProof w:val="0"/>
           <w:lang w:val="es-CL"/>
         </w:rPr>
       </w:pPr>
     </w:p>
     <w:p>
+      <w:pPr>
+        <w:rPr>
+          <w:rFonts w:ascii="Arial" w:hAnsi="Arial" w:eastAsia="Arial" w:cs="Arial"/>
+        </w:rPr>
+      </w:pPr>
       <w:r>
+        <w:rPr>
+          <w:rFonts w:ascii="Arial" w:hAnsi="Arial" w:eastAsia="Arial" w:cs="Arial"/>
+        </w:rPr>
         <w:br w:type="page"/>
       </w:r>
     </w:p>
@@ -2636,6 +3455,7 @@
       <w:pPr>
         <w:pStyle w:val="Normal"/>
         <w:rPr>
+          <w:rFonts w:ascii="Arial" w:hAnsi="Arial" w:eastAsia="Arial" w:cs="Arial"/>
           <w:noProof w:val="0"/>
           <w:lang w:val="es-CL"/>
         </w:rPr>
@@ -2645,6 +3465,7 @@
       <w:pPr>
         <w:pStyle w:val="Ttulo2"/>
         <w:rPr>
+          <w:rFonts w:ascii="Arial" w:hAnsi="Arial" w:eastAsia="Arial" w:cs="Arial"/>
           <w:noProof w:val="0"/>
           <w:lang w:val="es-CL"/>
         </w:rPr>
@@ -2652,6 +3473,7 @@
       <w:bookmarkStart w:name="_Toc1662476828" w:id="622760978"/>
       <w:r>
         <w:rPr>
+          <w:rFonts w:ascii="Arial" w:hAnsi="Arial" w:eastAsia="Arial" w:cs="Arial"/>
           <w:noProof w:val="0"/>
           <w:lang w:val="es-CL"/>
         </w:rPr>
@@ -2659,6 +3481,7 @@
       </w:r>
       <w:r>
         <w:rPr>
+          <w:rFonts w:ascii="Arial" w:hAnsi="Arial" w:eastAsia="Arial" w:cs="Arial"/>
           <w:noProof w:val="0"/>
           <w:lang w:val="es-CL"/>
         </w:rPr>
@@ -2666,6 +3489,7 @@
       </w:r>
       <w:r>
         <w:rPr>
+          <w:rFonts w:ascii="Arial" w:hAnsi="Arial" w:eastAsia="Arial" w:cs="Arial"/>
           <w:noProof w:val="0"/>
           <w:lang w:val="es-CL"/>
         </w:rPr>
@@ -2673,6 +3497,7 @@
       </w:r>
       <w:r>
         <w:rPr>
+          <w:rFonts w:ascii="Arial" w:hAnsi="Arial" w:eastAsia="Arial" w:cs="Arial"/>
           <w:noProof w:val="0"/>
           <w:lang w:val="es-CL"/>
         </w:rPr>
@@ -2680,6 +3505,7 @@
       </w:r>
       <w:r>
         <w:rPr>
+          <w:rFonts w:ascii="Arial" w:hAnsi="Arial" w:eastAsia="Arial" w:cs="Arial"/>
           <w:noProof w:val="0"/>
           <w:lang w:val="es-CL"/>
         </w:rPr>
@@ -2687,6 +3513,7 @@
       </w:r>
       <w:r>
         <w:rPr>
+          <w:rFonts w:ascii="Arial" w:hAnsi="Arial" w:eastAsia="Arial" w:cs="Arial"/>
           <w:noProof w:val="0"/>
           <w:lang w:val="es-CL"/>
         </w:rPr>
@@ -2698,6 +3525,7 @@
       <w:pPr>
         <w:pStyle w:val="Normal"/>
         <w:rPr>
+          <w:rFonts w:ascii="Arial" w:hAnsi="Arial" w:eastAsia="Arial" w:cs="Arial"/>
           <w:noProof w:val="0"/>
           <w:lang w:val="es-CL"/>
         </w:rPr>
@@ -2707,7 +3535,7 @@
       <w:pPr>
         <w:pStyle w:val="Normal"/>
         <w:rPr>
-          <w:rFonts w:ascii="Verdana" w:hAnsi="Verdana"/>
+          <w:rFonts w:ascii="Arial" w:hAnsi="Arial" w:eastAsia="Arial" w:cs="Arial"/>
           <w:b w:val="1"/>
           <w:bCs w:val="1"/>
           <w:i w:val="0"/>
@@ -3485,7 +4313,23 @@
                 <w:b w:val="0"/>
                 <w:bCs w:val="0"/>
               </w:rPr>
-              <w:t>problemas de indentacion y conflicto con algunos nombres</w:t>
+              <w:t xml:space="preserve">problemas de </w:t>
+            </w:r>
+            <w:r>
+              <w:rPr>
+                <w:rFonts w:ascii="Arial" w:hAnsi="Arial" w:eastAsia="Arial" w:cs="Arial"/>
+                <w:b w:val="0"/>
+                <w:bCs w:val="0"/>
+              </w:rPr>
+              <w:t>indentacion</w:t>
+            </w:r>
+            <w:r>
+              <w:rPr>
+                <w:rFonts w:ascii="Arial" w:hAnsi="Arial" w:eastAsia="Arial" w:cs="Arial"/>
+                <w:b w:val="0"/>
+                <w:bCs w:val="0"/>
+              </w:rPr>
+              <w:t xml:space="preserve"> y conflicto con algunos nombres</w:t>
             </w:r>
           </w:p>
         </w:tc>
@@ -3666,22 +4510,57 @@
       <w:pPr>
         <w:spacing w:after="160" w:line="259" w:lineRule="auto"/>
         <w:jc w:val="left"/>
+        <w:rPr>
+          <w:rFonts w:ascii="Arial" w:hAnsi="Arial" w:eastAsia="Arial" w:cs="Arial"/>
+        </w:rPr>
       </w:pPr>
     </w:p>
     <w:p>
       <w:pPr>
         <w:spacing w:after="160" w:line="259" w:lineRule="auto"/>
         <w:jc w:val="left"/>
+        <w:rPr>
+          <w:rFonts w:ascii="Arial" w:hAnsi="Arial" w:eastAsia="Arial" w:cs="Arial"/>
+        </w:rPr>
       </w:pPr>
     </w:p>
     <w:p>
       <w:pPr>
         <w:spacing w:after="160" w:line="259" w:lineRule="auto"/>
         <w:jc w:val="left"/>
+        <w:rPr>
+          <w:rFonts w:ascii="Arial" w:hAnsi="Arial" w:eastAsia="Arial" w:cs="Arial"/>
+        </w:rPr>
       </w:pPr>
       <w:r>
-        <w:rPr/>
-        <w:t>Captura de pantalla de commits terminal (gitbash)</w:t>
+        <w:rPr>
+          <w:rFonts w:ascii="Arial" w:hAnsi="Arial" w:eastAsia="Arial" w:cs="Arial"/>
+        </w:rPr>
+        <w:t xml:space="preserve">Captura de pantalla de </w:t>
+      </w:r>
+      <w:r>
+        <w:rPr>
+          <w:rFonts w:ascii="Arial" w:hAnsi="Arial" w:eastAsia="Arial" w:cs="Arial"/>
+        </w:rPr>
+        <w:t>commits</w:t>
+      </w:r>
+      <w:r>
+        <w:rPr>
+          <w:rFonts w:ascii="Arial" w:hAnsi="Arial" w:eastAsia="Arial" w:cs="Arial"/>
+        </w:rPr>
+        <w:t xml:space="preserve"> terminal (</w:t>
+      </w:r>
+      <w:r>
+        <w:rPr>
+          <w:rFonts w:ascii="Arial" w:hAnsi="Arial" w:eastAsia="Arial" w:cs="Arial"/>
+        </w:rPr>
+        <w:t>gitbash</w:t>
+      </w:r>
+      <w:r>
+        <w:rPr>
+          <w:rFonts w:ascii="Arial" w:hAnsi="Arial" w:eastAsia="Arial" w:cs="Arial"/>
+        </w:rPr>
+        <w:t>)</w:t>
       </w:r>
     </w:p>
     <w:p>
@@ -3689,10 +4568,13 @@
         <w:pStyle w:val="Normal"/>
         <w:spacing w:after="160" w:line="259" w:lineRule="auto"/>
         <w:jc w:val="left"/>
+        <w:rPr>
+          <w:rFonts w:ascii="Arial" w:hAnsi="Arial" w:eastAsia="Arial" w:cs="Arial"/>
+        </w:rPr>
       </w:pPr>
       <w:r>
         <w:drawing>
-          <wp:inline wp14:editId="500ACFEA" wp14:anchorId="57750F80">
+          <wp:inline wp14:editId="727AF981" wp14:anchorId="57750F80">
             <wp:extent cx="5800725" cy="1838325"/>
             <wp:effectExtent l="0" t="0" r="0" b="0"/>
             <wp:docPr id="1222438827" name="drawing"/>
@@ -3737,20 +4619,31 @@
     <w:p>
       <w:pPr>
         <w:pStyle w:val="Normal"/>
+        <w:rPr>
+          <w:rFonts w:ascii="Arial" w:hAnsi="Arial" w:eastAsia="Arial" w:cs="Arial"/>
+        </w:rPr>
       </w:pPr>
     </w:p>
     <w:p>
       <w:pPr>
         <w:pStyle w:val="Normal"/>
+        <w:rPr>
+          <w:rFonts w:ascii="Arial" w:hAnsi="Arial" w:eastAsia="Arial" w:cs="Arial"/>
+        </w:rPr>
       </w:pPr>
     </w:p>
     <w:p>
       <w:pPr>
         <w:pStyle w:val="Normal"/>
         <w:spacing w:after="160" w:line="259" w:lineRule="auto"/>
+        <w:rPr>
+          <w:rFonts w:ascii="Arial" w:hAnsi="Arial" w:eastAsia="Arial" w:cs="Arial"/>
+        </w:rPr>
       </w:pPr>
       <w:r>
-        <w:rPr/>
+        <w:rPr>
+          <w:rFonts w:ascii="Arial" w:hAnsi="Arial" w:eastAsia="Arial" w:cs="Arial"/>
+        </w:rPr>
         <w:t xml:space="preserve">Roles </w:t>
       </w:r>
     </w:p>
@@ -3759,6 +4652,9 @@
         <w:pStyle w:val="Normal"/>
         <w:spacing w:after="160" w:line="259" w:lineRule="auto"/>
         <w:jc w:val="left"/>
+        <w:rPr>
+          <w:rFonts w:ascii="Arial" w:hAnsi="Arial" w:eastAsia="Arial" w:cs="Arial"/>
+        </w:rPr>
       </w:pPr>
     </w:p>
     <w:p>
@@ -3766,10 +4662,35 @@
         <w:pStyle w:val="Normal"/>
         <w:spacing w:after="160" w:line="259" w:lineRule="auto"/>
         <w:jc w:val="left"/>
+        <w:rPr>
+          <w:rFonts w:ascii="Arial" w:hAnsi="Arial" w:eastAsia="Arial" w:cs="Arial"/>
+          <w:b w:val="0"/>
+          <w:bCs w:val="0"/>
+        </w:rPr>
       </w:pPr>
       <w:r>
-        <w:rPr/>
-        <w:t>Desarrollador Frontend +JS</w:t>
+        <w:rPr>
+          <w:rFonts w:ascii="Arial" w:hAnsi="Arial" w:eastAsia="Arial" w:cs="Arial"/>
+          <w:b w:val="0"/>
+          <w:bCs w:val="0"/>
+        </w:rPr>
+        <w:t xml:space="preserve">Desarrollador </w:t>
+      </w:r>
+      <w:r>
+        <w:rPr>
+          <w:rFonts w:ascii="Arial" w:hAnsi="Arial" w:eastAsia="Arial" w:cs="Arial"/>
+          <w:b w:val="0"/>
+          <w:bCs w:val="0"/>
+        </w:rPr>
+        <w:t>Frontend</w:t>
+      </w:r>
+      <w:r>
+        <w:rPr>
+          <w:rFonts w:ascii="Arial" w:hAnsi="Arial" w:eastAsia="Arial" w:cs="Arial"/>
+          <w:b w:val="0"/>
+          <w:bCs w:val="0"/>
+        </w:rPr>
+        <w:t xml:space="preserve"> +JS</w:t>
       </w:r>
     </w:p>
     <w:p>
@@ -3777,13 +4698,26 @@
         <w:pStyle w:val="Normal"/>
         <w:spacing w:after="160" w:line="259" w:lineRule="auto"/>
         <w:jc w:val="left"/>
+        <w:rPr>
+          <w:rFonts w:ascii="Arial" w:hAnsi="Arial" w:eastAsia="Arial" w:cs="Arial"/>
+          <w:b w:val="0"/>
+          <w:bCs w:val="0"/>
+        </w:rPr>
       </w:pPr>
       <w:r>
-        <w:rPr/>
+        <w:rPr>
+          <w:rFonts w:ascii="Arial" w:hAnsi="Arial" w:eastAsia="Arial" w:cs="Arial"/>
+          <w:b w:val="0"/>
+          <w:bCs w:val="0"/>
+        </w:rPr>
         <w:t>Diseñador UI/</w:t>
       </w:r>
       <w:r>
-        <w:rPr/>
+        <w:rPr>
+          <w:rFonts w:ascii="Arial" w:hAnsi="Arial" w:eastAsia="Arial" w:cs="Arial"/>
+          <w:b w:val="0"/>
+          <w:bCs w:val="0"/>
+        </w:rPr>
         <w:t>css</w:t>
       </w:r>
     </w:p>
@@ -3792,17 +4726,34 @@
         <w:pStyle w:val="Normal"/>
         <w:spacing w:after="160" w:line="259" w:lineRule="auto"/>
         <w:jc w:val="left"/>
+        <w:rPr>
+          <w:rFonts w:ascii="Arial" w:hAnsi="Arial" w:eastAsia="Arial" w:cs="Arial"/>
+          <w:b w:val="0"/>
+          <w:bCs w:val="0"/>
+        </w:rPr>
       </w:pPr>
       <w:r>
-        <w:rPr/>
+        <w:rPr>
+          <w:rFonts w:ascii="Arial" w:hAnsi="Arial" w:eastAsia="Arial" w:cs="Arial"/>
+          <w:b w:val="0"/>
+          <w:bCs w:val="0"/>
+        </w:rPr>
         <w:t xml:space="preserve">Documentador + </w:t>
       </w:r>
       <w:r>
-        <w:rPr/>
+        <w:rPr>
+          <w:rFonts w:ascii="Arial" w:hAnsi="Arial" w:eastAsia="Arial" w:cs="Arial"/>
+          <w:b w:val="0"/>
+          <w:bCs w:val="0"/>
+        </w:rPr>
         <w:t>git</w:t>
       </w:r>
       <w:r>
-        <w:rPr/>
+        <w:rPr>
+          <w:rFonts w:ascii="Arial" w:hAnsi="Arial" w:eastAsia="Arial" w:cs="Arial"/>
+          <w:b w:val="0"/>
+          <w:bCs w:val="0"/>
+        </w:rPr>
         <w:t xml:space="preserve"> </w:t>
       </w:r>
     </w:p>
@@ -3811,10 +4762,21 @@
         <w:pStyle w:val="Normal"/>
         <w:spacing w:after="160" w:line="259" w:lineRule="auto"/>
         <w:jc w:val="left"/>
-      </w:pPr>
-    </w:p>
-    <w:p>
+        <w:rPr>
+          <w:rFonts w:ascii="Arial" w:hAnsi="Arial" w:eastAsia="Arial" w:cs="Arial"/>
+        </w:rPr>
+      </w:pPr>
+    </w:p>
+    <w:p>
+      <w:pPr>
+        <w:rPr>
+          <w:rFonts w:ascii="Arial" w:hAnsi="Arial" w:eastAsia="Arial" w:cs="Arial"/>
+        </w:rPr>
+      </w:pPr>
       <w:r>
+        <w:rPr>
+          <w:rFonts w:ascii="Arial" w:hAnsi="Arial" w:eastAsia="Arial" w:cs="Arial"/>
+        </w:rPr>
         <w:br w:type="page"/>
       </w:r>
     </w:p>
@@ -3823,15 +4785,23 @@
         <w:pStyle w:val="Normal"/>
         <w:spacing w:after="160" w:line="259" w:lineRule="auto"/>
         <w:jc w:val="left"/>
+        <w:rPr>
+          <w:rFonts w:ascii="Arial" w:hAnsi="Arial" w:eastAsia="Arial" w:cs="Arial"/>
+        </w:rPr>
       </w:pPr>
     </w:p>
     <w:p>
       <w:pPr>
         <w:pStyle w:val="Ttulo1"/>
+        <w:rPr>
+          <w:rFonts w:ascii="Arial" w:hAnsi="Arial" w:eastAsia="Arial" w:cs="Arial"/>
+        </w:rPr>
       </w:pPr>
       <w:bookmarkStart w:name="_Toc1869182749" w:id="516453017"/>
       <w:r>
-        <w:rPr/>
+        <w:rPr>
+          <w:rFonts w:ascii="Arial" w:hAnsi="Arial" w:eastAsia="Arial" w:cs="Arial"/>
+        </w:rPr>
         <w:t>Conclusión</w:t>
       </w:r>
       <w:bookmarkEnd w:id="516453017"/>
@@ -3842,7 +4812,7 @@
         <w:spacing w:after="160" w:line="259" w:lineRule="auto"/>
         <w:jc w:val="left"/>
         <w:rPr>
-          <w:rFonts w:ascii="Verdana" w:hAnsi="Verdana" w:cs="Arial"/>
+          <w:rFonts w:ascii="Arial" w:hAnsi="Arial" w:eastAsia="Arial" w:cs="Arial"/>
           <w:b w:val="0"/>
           <w:bCs w:val="0"/>
           <w:i w:val="0"/>
@@ -3863,7 +4833,7 @@
         <w:spacing w:after="160" w:line="259" w:lineRule="auto"/>
         <w:jc w:val="left"/>
         <w:rPr>
-          <w:rFonts w:ascii="Verdana" w:hAnsi="Verdana" w:cs="Arial"/>
+          <w:rFonts w:ascii="Arial" w:hAnsi="Arial" w:eastAsia="Arial" w:cs="Arial"/>
           <w:b w:val="0"/>
           <w:bCs w:val="0"/>
           <w:i w:val="0"/>
@@ -3879,7 +4849,7 @@
       </w:pPr>
       <w:r>
         <w:rPr>
-          <w:rFonts w:ascii="Verdana" w:hAnsi="Verdana" w:cs="Arial"/>
+          <w:rFonts w:ascii="Arial" w:hAnsi="Arial" w:eastAsia="Arial" w:cs="Arial"/>
           <w:b w:val="0"/>
           <w:bCs w:val="0"/>
           <w:i w:val="0"/>
@@ -3905,7 +4875,7 @@
         <w:spacing w:after="160" w:line="259" w:lineRule="auto"/>
         <w:jc w:val="left"/>
         <w:rPr>
-          <w:rFonts w:ascii="Verdana" w:hAnsi="Verdana" w:cs="Arial"/>
+          <w:rFonts w:ascii="Arial" w:hAnsi="Arial" w:eastAsia="Arial" w:cs="Arial"/>
           <w:b w:val="0"/>
           <w:bCs w:val="0"/>
           <w:i w:val="0"/>
@@ -3921,7 +4891,7 @@
       </w:pPr>
       <w:r>
         <w:rPr>
-          <w:rFonts w:ascii="Verdana" w:hAnsi="Verdana" w:cs="Arial"/>
+          <w:rFonts w:ascii="Arial" w:hAnsi="Arial" w:eastAsia="Arial" w:cs="Arial"/>
           <w:b w:val="1"/>
           <w:bCs w:val="1"/>
           <w:i w:val="0"/>
@@ -3938,7 +4908,7 @@
       </w:r>
       <w:r>
         <w:rPr>
-          <w:rFonts w:ascii="Verdana" w:hAnsi="Verdana" w:cs="Arial"/>
+          <w:rFonts w:ascii="Arial" w:hAnsi="Arial" w:eastAsia="Arial" w:cs="Arial"/>
           <w:b w:val="0"/>
           <w:bCs w:val="0"/>
           <w:i w:val="0"/>
@@ -3964,7 +4934,7 @@
         <w:spacing w:after="160" w:line="259" w:lineRule="auto"/>
         <w:jc w:val="left"/>
         <w:rPr>
-          <w:rFonts w:ascii="Verdana" w:hAnsi="Verdana" w:cs="Arial"/>
+          <w:rFonts w:ascii="Arial" w:hAnsi="Arial" w:eastAsia="Arial" w:cs="Arial"/>
           <w:b w:val="0"/>
           <w:bCs w:val="0"/>
           <w:i w:val="0"/>
@@ -3980,7 +4950,7 @@
       </w:pPr>
       <w:r>
         <w:rPr>
-          <w:rFonts w:ascii="Verdana" w:hAnsi="Verdana" w:cs="Arial"/>
+          <w:rFonts w:ascii="Arial" w:hAnsi="Arial" w:eastAsia="Arial" w:cs="Arial"/>
           <w:b w:val="1"/>
           <w:bCs w:val="1"/>
           <w:i w:val="0"/>
@@ -3997,7 +4967,7 @@
       </w:r>
       <w:r>
         <w:rPr>
-          <w:rFonts w:ascii="Verdana" w:hAnsi="Verdana" w:cs="Arial"/>
+          <w:rFonts w:ascii="Arial" w:hAnsi="Arial" w:eastAsia="Arial" w:cs="Arial"/>
           <w:b w:val="0"/>
           <w:bCs w:val="0"/>
           <w:i w:val="0"/>
@@ -4023,7 +4993,7 @@
         <w:spacing w:after="160" w:line="259" w:lineRule="auto"/>
         <w:jc w:val="left"/>
         <w:rPr>
-          <w:rFonts w:ascii="Verdana" w:hAnsi="Verdana" w:cs="Arial"/>
+          <w:rFonts w:ascii="Arial" w:hAnsi="Arial" w:eastAsia="Arial" w:cs="Arial"/>
           <w:b w:val="0"/>
           <w:bCs w:val="0"/>
           <w:i w:val="0"/>
@@ -4039,7 +5009,7 @@
       </w:pPr>
       <w:r>
         <w:rPr>
-          <w:rFonts w:ascii="Verdana" w:hAnsi="Verdana" w:cs="Arial"/>
+          <w:rFonts w:ascii="Arial" w:hAnsi="Arial" w:eastAsia="Arial" w:cs="Arial"/>
           <w:b w:val="1"/>
           <w:bCs w:val="1"/>
           <w:i w:val="0"/>
@@ -4056,7 +5026,7 @@
       </w:r>
       <w:r>
         <w:rPr>
-          <w:rFonts w:ascii="Verdana" w:hAnsi="Verdana" w:cs="Arial"/>
+          <w:rFonts w:ascii="Arial" w:hAnsi="Arial" w:eastAsia="Arial" w:cs="Arial"/>
           <w:b w:val="0"/>
           <w:bCs w:val="0"/>
           <w:i w:val="0"/>
@@ -4082,7 +5052,7 @@
         <w:spacing w:after="160" w:line="259" w:lineRule="auto"/>
         <w:jc w:val="left"/>
         <w:rPr>
-          <w:rFonts w:ascii="Verdana" w:hAnsi="Verdana" w:cs="Arial"/>
+          <w:rFonts w:ascii="Arial" w:hAnsi="Arial" w:eastAsia="Arial" w:cs="Arial"/>
           <w:b w:val="0"/>
           <w:bCs w:val="0"/>
           <w:i w:val="0"/>
@@ -4098,7 +5068,7 @@
       </w:pPr>
       <w:r>
         <w:rPr>
-          <w:rFonts w:ascii="Verdana" w:hAnsi="Verdana" w:cs="Arial"/>
+          <w:rFonts w:ascii="Arial" w:hAnsi="Arial" w:eastAsia="Arial" w:cs="Arial"/>
           <w:b w:val="1"/>
           <w:bCs w:val="1"/>
           <w:i w:val="0"/>
@@ -4115,7 +5085,7 @@
       </w:r>
       <w:r>
         <w:rPr>
-          <w:rFonts w:ascii="Verdana" w:hAnsi="Verdana" w:cs="Arial"/>
+          <w:rFonts w:ascii="Arial" w:hAnsi="Arial" w:eastAsia="Arial" w:cs="Arial"/>
           <w:b w:val="1"/>
           <w:bCs w:val="1"/>
           <w:i w:val="0"/>
@@ -4132,7 +5102,7 @@
       </w:r>
       <w:r>
         <w:rPr>
-          <w:rFonts w:ascii="Verdana" w:hAnsi="Verdana" w:cs="Arial"/>
+          <w:rFonts w:ascii="Arial" w:hAnsi="Arial" w:eastAsia="Arial" w:cs="Arial"/>
           <w:b w:val="0"/>
           <w:bCs w:val="0"/>
           <w:i w:val="0"/>
@@ -4149,7 +5119,7 @@
       </w:r>
       <w:r>
         <w:rPr>
-          <w:rFonts w:ascii="Verdana" w:hAnsi="Verdana" w:cs="Arial"/>
+          <w:rFonts w:ascii="Arial" w:hAnsi="Arial" w:eastAsia="Arial" w:cs="Arial"/>
           <w:b w:val="0"/>
           <w:bCs w:val="0"/>
           <w:i w:val="0"/>
@@ -4166,7 +5136,7 @@
       </w:r>
       <w:r>
         <w:rPr>
-          <w:rFonts w:ascii="Verdana" w:hAnsi="Verdana" w:cs="Arial"/>
+          <w:rFonts w:ascii="Arial" w:hAnsi="Arial" w:eastAsia="Arial" w:cs="Arial"/>
           <w:b w:val="0"/>
           <w:bCs w:val="0"/>
           <w:i w:val="0"/>
@@ -4192,7 +5162,7 @@
         <w:spacing w:after="160" w:line="259" w:lineRule="auto"/>
         <w:jc w:val="left"/>
         <w:rPr>
-          <w:rFonts w:ascii="Verdana" w:hAnsi="Verdana" w:cs="Arial"/>
+          <w:rFonts w:ascii="Arial" w:hAnsi="Arial" w:eastAsia="Arial" w:cs="Arial"/>
           <w:b w:val="0"/>
           <w:bCs w:val="0"/>
           <w:i w:val="0"/>
@@ -4208,7 +5178,7 @@
       </w:pPr>
       <w:r>
         <w:rPr>
-          <w:rFonts w:ascii="Verdana" w:hAnsi="Verdana" w:cs="Arial"/>
+          <w:rFonts w:ascii="Arial" w:hAnsi="Arial" w:eastAsia="Arial" w:cs="Arial"/>
           <w:b w:val="1"/>
           <w:bCs w:val="1"/>
           <w:i w:val="0"/>
@@ -4225,7 +5195,7 @@
       </w:r>
       <w:r>
         <w:rPr>
-          <w:rFonts w:ascii="Verdana" w:hAnsi="Verdana" w:cs="Arial"/>
+          <w:rFonts w:ascii="Arial" w:hAnsi="Arial" w:eastAsia="Arial" w:cs="Arial"/>
           <w:b w:val="0"/>
           <w:bCs w:val="0"/>
           <w:i w:val="0"/>
@@ -4588,6 +5558,9 @@
 <file path=word/intelligence2.xml><?xml version="1.0" encoding="utf-8"?>
 <int2:intelligence xmlns:int2="http://schemas.microsoft.com/office/intelligence/2020/intelligence">
   <int2:observations>
+    <int2:textHash int2:hashCode="PhCurObMFRCNlq" int2:id="beI4uKle">
+      <int2:state int2:type="spell" int2:value="Rejected"/>
+    </int2:textHash>
     <int2:textHash int2:hashCode="yNN1bkW2RM6LgX" int2:id="ET0DBvVn">
       <int2:state int2:type="spell" int2:value="Rejected"/>
     </int2:textHash>
@@ -4652,6 +5625,118 @@
 
 <file path=word/numbering.xml><?xml version="1.0" encoding="utf-8"?>
 <w:numbering xmlns:wpc="http://schemas.microsoft.com/office/word/2010/wordprocessingCanvas" xmlns:cx="http://schemas.microsoft.com/office/drawing/2014/chartex" xmlns:cx1="http://schemas.microsoft.com/office/drawing/2015/9/8/chartex" xmlns:cx2="http://schemas.microsoft.com/office/drawing/2015/10/21/chartex" xmlns:cx3="http://schemas.microsoft.com/office/drawing/2016/5/9/chartex" xmlns:cx4="http://schemas.microsoft.com/office/drawing/2016/5/10/chartex" xmlns:cx5="http://schemas.microsoft.com/office/drawing/2016/5/11/chartex" xmlns:cx6="http://schemas.microsoft.com/office/drawing/2016/5/12/chartex" xmlns:cx7="http://schemas.microsoft.com/office/drawing/2016/5/13/chartex" xmlns:cx8="http://schemas.microsoft.com/office/drawing/2016/5/14/chartex" xmlns:mc="http://schemas.openxmlformats.org/markup-compatibility/2006" xmlns:aink="http://schemas.microsoft.com/office/drawing/2016/ink" xmlns:am3d="http://schemas.microsoft.com/office/drawing/2017/model3d" xmlns:o="urn:schemas-microsoft-com:office:office" xmlns:oel="http://schemas.microsoft.com/office/2019/extlst" xmlns:r="http://schemas.openxmlformats.org/officeDocument/2006/relationships" xmlns:m="http://schemas.openxmlformats.org/officeDocument/2006/math" xmlns:v="urn:schemas-microsoft-com:vml" xmlns:wp14="http://schemas.microsoft.com/office/word/2010/wordprocessingDrawing" xmlns:wp="http://schemas.openxmlformats.org/drawingml/2006/wordprocessingDrawing" xmlns:w10="urn:schemas-microsoft-com:office:word" xmlns:w="http://schemas.openxmlformats.org/wordprocessingml/2006/main" xmlns:w14="http://schemas.microsoft.com/office/word/2010/wordml" xmlns:w15="http://schemas.microsoft.com/office/word/2012/wordml" xmlns:w16cex="http://schemas.microsoft.com/office/word/2018/wordml/cex" xmlns:w16cid="http://schemas.microsoft.com/office/word/2016/wordml/cid" xmlns:w16="http://schemas.microsoft.com/office/word/2018/wordml" xmlns:w16du="http://schemas.microsoft.com/office/word/2023/wordml/word16du" xmlns:w16sdtdh="http://schemas.microsoft.com/office/word/2020/wordml/sdtdatahash" xmlns:w16sdtfl="http://schemas.microsoft.com/office/word/2024/wordml/sdtformatlock" xmlns:w16se="http://schemas.microsoft.com/office/word/2015/wordml/symex" xmlns:wpg="http://schemas.microsoft.com/office/word/2010/wordprocessingGroup" xmlns:wpi="http://schemas.microsoft.com/office/word/2010/wordprocessingInk" xmlns:wne="http://schemas.microsoft.com/office/word/2006/wordml" xmlns:wps="http://schemas.microsoft.com/office/word/2010/wordprocessingShape" mc:Ignorable="w14 w15 w16se w16cid w16 w16cex w16sdtdh w16sdtfl w16du wp14">
+  <w:abstractNum xmlns:w="http://schemas.openxmlformats.org/wordprocessingml/2006/main" w:abstractNumId="53">
+    <w:nsid w:val="7ce039e5"/>
+    <w:multiLevelType xmlns:w="http://schemas.openxmlformats.org/wordprocessingml/2006/main" w:val="hybridMultilevel"/>
+    <w:lvl xmlns:w="http://schemas.openxmlformats.org/wordprocessingml/2006/main" w:ilvl="0">
+      <w:start w:val="1"/>
+      <w:numFmt w:val="bullet"/>
+      <w:lvlText w:val=""/>
+      <w:lvlJc w:val="left"/>
+      <w:pPr>
+        <w:ind w:left="720" w:hanging="360"/>
+      </w:pPr>
+      <w:rPr>
+        <w:rFonts w:hint="default" w:ascii="Symbol" w:hAnsi="Symbol"/>
+      </w:rPr>
+    </w:lvl>
+    <w:lvl xmlns:w="http://schemas.openxmlformats.org/wordprocessingml/2006/main" w:ilvl="1">
+      <w:start w:val="1"/>
+      <w:numFmt w:val="bullet"/>
+      <w:lvlText w:val="o"/>
+      <w:lvlJc w:val="left"/>
+      <w:pPr>
+        <w:ind w:left="1440" w:hanging="360"/>
+      </w:pPr>
+      <w:rPr>
+        <w:rFonts w:hint="default" w:ascii="Courier New" w:hAnsi="Courier New"/>
+      </w:rPr>
+    </w:lvl>
+    <w:lvl xmlns:w="http://schemas.openxmlformats.org/wordprocessingml/2006/main" w:ilvl="2">
+      <w:start w:val="1"/>
+      <w:numFmt w:val="bullet"/>
+      <w:lvlText w:val=""/>
+      <w:lvlJc w:val="left"/>
+      <w:pPr>
+        <w:ind w:left="2160" w:hanging="360"/>
+      </w:pPr>
+      <w:rPr>
+        <w:rFonts w:hint="default" w:ascii="Wingdings" w:hAnsi="Wingdings"/>
+      </w:rPr>
+    </w:lvl>
+    <w:lvl xmlns:w="http://schemas.openxmlformats.org/wordprocessingml/2006/main" w:ilvl="3">
+      <w:start w:val="1"/>
+      <w:numFmt w:val="bullet"/>
+      <w:lvlText w:val=""/>
+      <w:lvlJc w:val="left"/>
+      <w:pPr>
+        <w:ind w:left="2880" w:hanging="360"/>
+      </w:pPr>
+      <w:rPr>
+        <w:rFonts w:hint="default" w:ascii="Symbol" w:hAnsi="Symbol"/>
+      </w:rPr>
+    </w:lvl>
+    <w:lvl xmlns:w="http://schemas.openxmlformats.org/wordprocessingml/2006/main" w:ilvl="4">
+      <w:start w:val="1"/>
+      <w:numFmt w:val="bullet"/>
+      <w:lvlText w:val="o"/>
+      <w:lvlJc w:val="left"/>
+      <w:pPr>
+        <w:ind w:left="3600" w:hanging="360"/>
+      </w:pPr>
+      <w:rPr>
+        <w:rFonts w:hint="default" w:ascii="Courier New" w:hAnsi="Courier New"/>
+      </w:rPr>
+    </w:lvl>
+    <w:lvl xmlns:w="http://schemas.openxmlformats.org/wordprocessingml/2006/main" w:ilvl="5">
+      <w:start w:val="1"/>
+      <w:numFmt w:val="bullet"/>
+      <w:lvlText w:val=""/>
+      <w:lvlJc w:val="left"/>
+      <w:pPr>
+        <w:ind w:left="4320" w:hanging="360"/>
+      </w:pPr>
+      <w:rPr>
+        <w:rFonts w:hint="default" w:ascii="Wingdings" w:hAnsi="Wingdings"/>
+      </w:rPr>
+    </w:lvl>
+    <w:lvl xmlns:w="http://schemas.openxmlformats.org/wordprocessingml/2006/main" w:ilvl="6">
+      <w:start w:val="1"/>
+      <w:numFmt w:val="bullet"/>
+      <w:lvlText w:val=""/>
+      <w:lvlJc w:val="left"/>
+      <w:pPr>
+        <w:ind w:left="5040" w:hanging="360"/>
+      </w:pPr>
+      <w:rPr>
+        <w:rFonts w:hint="default" w:ascii="Symbol" w:hAnsi="Symbol"/>
+      </w:rPr>
+    </w:lvl>
+    <w:lvl xmlns:w="http://schemas.openxmlformats.org/wordprocessingml/2006/main" w:ilvl="7">
+      <w:start w:val="1"/>
+      <w:numFmt w:val="bullet"/>
+      <w:lvlText w:val="o"/>
+      <w:lvlJc w:val="left"/>
+      <w:pPr>
+        <w:ind w:left="5760" w:hanging="360"/>
+      </w:pPr>
+      <w:rPr>
+        <w:rFonts w:hint="default" w:ascii="Courier New" w:hAnsi="Courier New"/>
+      </w:rPr>
+    </w:lvl>
+    <w:lvl xmlns:w="http://schemas.openxmlformats.org/wordprocessingml/2006/main" w:ilvl="8">
+      <w:start w:val="1"/>
+      <w:numFmt w:val="bullet"/>
+      <w:lvlText w:val=""/>
+      <w:lvlJc w:val="left"/>
+      <w:pPr>
+        <w:ind w:left="6480" w:hanging="360"/>
+      </w:pPr>
+      <w:rPr>
+        <w:rFonts w:hint="default" w:ascii="Wingdings" w:hAnsi="Wingdings"/>
+      </w:rPr>
+    </w:lvl>
+  </w:abstractNum>
   <w:abstractNum xmlns:w="http://schemas.openxmlformats.org/wordprocessingml/2006/main" w:abstractNumId="52">
     <w:nsid w:val="7fa22c88"/>
     <w:multiLevelType xmlns:w="http://schemas.openxmlformats.org/wordprocessingml/2006/main" w:val="hybridMultilevel"/>
@@ -10275,6 +11360,9 @@
       </w:rPr>
     </w:lvl>
   </w:abstractNum>
+  <w:num w:numId="54">
+    <w:abstractNumId w:val="53"/>
+  </w:num>
   <w:num w:numId="53">
     <w:abstractNumId w:val="52"/>
   </w:num>
